--- a/w_ module 5/Decision Trees.docx
+++ b/w_ module 5/Decision Trees.docx
@@ -893,23 +893,7 @@
     </w:p>
     <w:p>
       <w:r>
-        <w:t xml:space="preserve">Age: </w:t>
-      </w:r>
-      <w:proofErr w:type="gramStart"/>
-      <w:r>
-        <w:t>20  25</w:t>
-      </w:r>
-      <w:proofErr w:type="gramEnd"/>
-      <w:r>
-        <w:t xml:space="preserve">  </w:t>
-      </w:r>
-      <w:proofErr w:type="gramStart"/>
-      <w:r>
-        <w:t>30  35</w:t>
-      </w:r>
-      <w:proofErr w:type="gramEnd"/>
-      <w:r>
-        <w:t xml:space="preserve">  40</w:t>
+        <w:t>Age: 20  25  30  35  40</w:t>
       </w:r>
     </w:p>
     <w:p/>
@@ -1194,12 +1178,1646 @@
       </w:r>
     </w:p>
     <w:p>
+      <w:pPr>
+        <w:pBdr>
+          <w:bottom w:val="double" w:sz="6" w:space="1" w:color="auto"/>
+        </w:pBdr>
+      </w:pPr>
       <w:r>
         <w:rPr>
           <w:b/>
           <w:bCs/>
         </w:rPr>
         <w:t>Leaf → final prediction</w:t>
+      </w:r>
+    </w:p>
+    <w:p>
+      <w:pPr>
+        <w:rPr>
+          <w:b/>
+          <w:bCs/>
+        </w:rPr>
+      </w:pPr>
+      <w:r>
+        <w:rPr>
+          <w:b/>
+          <w:bCs/>
+        </w:rPr>
+        <w:t>Decision Tree Hyperparameters — Soft Copy Notes</w:t>
+      </w:r>
+    </w:p>
+    <w:p>
+      <w:pPr>
+        <w:rPr>
+          <w:b/>
+          <w:bCs/>
+        </w:rPr>
+      </w:pPr>
+      <w:r>
+        <w:rPr>
+          <w:b/>
+          <w:bCs/>
+        </w:rPr>
+        <w:t>Overfitting</w:t>
+      </w:r>
+    </w:p>
+    <w:p>
+      <w:r>
+        <w:t xml:space="preserve">Model learns </w:t>
+      </w:r>
+      <w:r>
+        <w:rPr>
+          <w:b/>
+          <w:bCs/>
+        </w:rPr>
+        <w:t>training data too closely</w:t>
+      </w:r>
+      <w:r>
+        <w:t>, including noise.</w:t>
+      </w:r>
+    </w:p>
+    <w:p>
+      <w:pPr>
+        <w:numPr>
+          <w:ilvl w:val="0"/>
+          <w:numId w:val="8"/>
+        </w:numPr>
+      </w:pPr>
+      <w:r>
+        <w:t>Training accuracy → high</w:t>
+      </w:r>
+    </w:p>
+    <w:p>
+      <w:pPr>
+        <w:numPr>
+          <w:ilvl w:val="0"/>
+          <w:numId w:val="8"/>
+        </w:numPr>
+      </w:pPr>
+      <w:r>
+        <w:t>Test accuracy → low</w:t>
+      </w:r>
+    </w:p>
+    <w:p>
+      <w:pPr>
+        <w:rPr>
+          <w:b/>
+          <w:bCs/>
+        </w:rPr>
+      </w:pPr>
+      <w:r>
+        <w:rPr>
+          <w:b/>
+          <w:bCs/>
+        </w:rPr>
+        <w:t>Underfitting</w:t>
+      </w:r>
+    </w:p>
+    <w:p>
+      <w:r>
+        <w:t xml:space="preserve">Model is </w:t>
+      </w:r>
+      <w:r>
+        <w:rPr>
+          <w:b/>
+          <w:bCs/>
+        </w:rPr>
+        <w:t>too simple</w:t>
+      </w:r>
+      <w:r>
+        <w:t xml:space="preserve"> to learn the actual pattern.</w:t>
+      </w:r>
+    </w:p>
+    <w:p>
+      <w:pPr>
+        <w:numPr>
+          <w:ilvl w:val="0"/>
+          <w:numId w:val="9"/>
+        </w:numPr>
+      </w:pPr>
+      <w:r>
+        <w:t>Training accuracy → low</w:t>
+      </w:r>
+    </w:p>
+    <w:p>
+      <w:pPr>
+        <w:numPr>
+          <w:ilvl w:val="0"/>
+          <w:numId w:val="9"/>
+        </w:numPr>
+      </w:pPr>
+      <w:r>
+        <w:t>Test accuracy → low</w:t>
+      </w:r>
+    </w:p>
+    <w:p>
+      <w:pPr>
+        <w:rPr>
+          <w:b/>
+          <w:bCs/>
+        </w:rPr>
+      </w:pPr>
+      <w:r>
+        <w:rPr>
+          <w:b/>
+          <w:bCs/>
+        </w:rPr>
+        <w:t>Important Hyperparameters</w:t>
+      </w:r>
+    </w:p>
+    <w:p>
+      <w:pPr>
+        <w:rPr>
+          <w:b/>
+          <w:bCs/>
+        </w:rPr>
+      </w:pPr>
+      <w:r>
+        <w:rPr>
+          <w:b/>
+          <w:bCs/>
+        </w:rPr>
+        <w:t>1. max_depth</w:t>
+      </w:r>
+    </w:p>
+    <w:p>
+      <w:r>
+        <w:t xml:space="preserve">Controls the </w:t>
+      </w:r>
+      <w:r>
+        <w:rPr>
+          <w:b/>
+          <w:bCs/>
+        </w:rPr>
+        <w:t>maximum depth of the tree</w:t>
+      </w:r>
+      <w:r>
+        <w:t>.</w:t>
+      </w:r>
+    </w:p>
+    <w:p>
+      <w:pPr>
+        <w:numPr>
+          <w:ilvl w:val="0"/>
+          <w:numId w:val="10"/>
+        </w:numPr>
+      </w:pPr>
+      <w:r>
+        <w:t xml:space="preserve">High → complex tree → </w:t>
+      </w:r>
+      <w:r>
+        <w:rPr>
+          <w:b/>
+          <w:bCs/>
+        </w:rPr>
+        <w:t>overfitting</w:t>
+      </w:r>
+    </w:p>
+    <w:p>
+      <w:pPr>
+        <w:numPr>
+          <w:ilvl w:val="0"/>
+          <w:numId w:val="10"/>
+        </w:numPr>
+      </w:pPr>
+      <w:r>
+        <w:t xml:space="preserve">Low → simple tree → </w:t>
+      </w:r>
+      <w:r>
+        <w:rPr>
+          <w:b/>
+          <w:bCs/>
+        </w:rPr>
+        <w:t>underfitting</w:t>
+      </w:r>
+    </w:p>
+    <w:p>
+      <w:pPr>
+        <w:rPr>
+          <w:b/>
+          <w:bCs/>
+        </w:rPr>
+      </w:pPr>
+      <w:r>
+        <w:rPr>
+          <w:b/>
+          <w:bCs/>
+        </w:rPr>
+        <w:t>2. min_samples_split</w:t>
+      </w:r>
+    </w:p>
+    <w:p>
+      <w:r>
+        <w:t xml:space="preserve">Minimum number of samples required to </w:t>
+      </w:r>
+      <w:r>
+        <w:rPr>
+          <w:b/>
+          <w:bCs/>
+        </w:rPr>
+        <w:t>split a node</w:t>
+      </w:r>
+      <w:r>
+        <w:t>.</w:t>
+      </w:r>
+    </w:p>
+    <w:p>
+      <w:pPr>
+        <w:numPr>
+          <w:ilvl w:val="0"/>
+          <w:numId w:val="11"/>
+        </w:numPr>
+      </w:pPr>
+      <w:r>
+        <w:lastRenderedPageBreak/>
+        <w:t>Low → more splits → overfitting</w:t>
+      </w:r>
+    </w:p>
+    <w:p>
+      <w:pPr>
+        <w:numPr>
+          <w:ilvl w:val="0"/>
+          <w:numId w:val="11"/>
+        </w:numPr>
+      </w:pPr>
+      <w:r>
+        <w:t>High → fewer splits → prevents overfitting</w:t>
+      </w:r>
+    </w:p>
+    <w:p>
+      <w:pPr>
+        <w:rPr>
+          <w:b/>
+          <w:bCs/>
+        </w:rPr>
+      </w:pPr>
+      <w:r>
+        <w:rPr>
+          <w:b/>
+          <w:bCs/>
+        </w:rPr>
+        <w:t>3. min_samples_leaf</w:t>
+      </w:r>
+    </w:p>
+    <w:p>
+      <w:r>
+        <w:t xml:space="preserve">Minimum number of samples required in a </w:t>
+      </w:r>
+      <w:r>
+        <w:rPr>
+          <w:b/>
+          <w:bCs/>
+        </w:rPr>
+        <w:t>leaf node</w:t>
+      </w:r>
+      <w:r>
+        <w:t>.</w:t>
+      </w:r>
+    </w:p>
+    <w:p>
+      <w:pPr>
+        <w:numPr>
+          <w:ilvl w:val="0"/>
+          <w:numId w:val="12"/>
+        </w:numPr>
+      </w:pPr>
+      <w:r>
+        <w:t>Low → smaller leaves → overfitting</w:t>
+      </w:r>
+    </w:p>
+    <w:p>
+      <w:pPr>
+        <w:numPr>
+          <w:ilvl w:val="0"/>
+          <w:numId w:val="12"/>
+        </w:numPr>
+      </w:pPr>
+      <w:r>
+        <w:t>High → larger leaves → simpler tree</w:t>
+      </w:r>
+    </w:p>
+    <w:p>
+      <w:pPr>
+        <w:rPr>
+          <w:b/>
+          <w:bCs/>
+        </w:rPr>
+      </w:pPr>
+      <w:r>
+        <w:rPr>
+          <w:b/>
+          <w:bCs/>
+        </w:rPr>
+        <w:t>4. max_features</w:t>
+      </w:r>
+    </w:p>
+    <w:p>
+      <w:r>
+        <w:t>Maximum number of features considered when finding a split.</w:t>
+      </w:r>
+    </w:p>
+    <w:p>
+      <w:pPr>
+        <w:numPr>
+          <w:ilvl w:val="0"/>
+          <w:numId w:val="13"/>
+        </w:numPr>
+      </w:pPr>
+      <w:r>
+        <w:t>Lower value → less complexity → can reduce overfitting</w:t>
+      </w:r>
+    </w:p>
+    <w:p>
+      <w:pPr>
+        <w:numPr>
+          <w:ilvl w:val="0"/>
+          <w:numId w:val="13"/>
+        </w:numPr>
+      </w:pPr>
+      <w:r>
+        <w:t>Higher value → more features considered → more complex tree</w:t>
+      </w:r>
+    </w:p>
+    <w:p>
+      <w:pPr>
+        <w:rPr>
+          <w:b/>
+          <w:bCs/>
+        </w:rPr>
+      </w:pPr>
+      <w:r>
+        <w:rPr>
+          <w:b/>
+          <w:bCs/>
+        </w:rPr>
+        <w:t>5. criterion</w:t>
+      </w:r>
+    </w:p>
+    <w:p>
+      <w:r>
+        <w:t>Determines how the quality of a split is measured.</w:t>
+      </w:r>
+    </w:p>
+    <w:p>
+      <w:r>
+        <w:t>Common options:</w:t>
+      </w:r>
+    </w:p>
+    <w:p>
+      <w:pPr>
+        <w:numPr>
+          <w:ilvl w:val="0"/>
+          <w:numId w:val="14"/>
+        </w:numPr>
+      </w:pPr>
+      <w:r>
+        <w:rPr>
+          <w:b/>
+          <w:bCs/>
+        </w:rPr>
+        <w:t>Gini</w:t>
+      </w:r>
+    </w:p>
+    <w:p>
+      <w:pPr>
+        <w:numPr>
+          <w:ilvl w:val="0"/>
+          <w:numId w:val="14"/>
+        </w:numPr>
+      </w:pPr>
+      <w:r>
+        <w:rPr>
+          <w:b/>
+          <w:bCs/>
+        </w:rPr>
+        <w:t>Entropy</w:t>
+      </w:r>
+    </w:p>
+    <w:p>
+      <w:pPr>
+        <w:numPr>
+          <w:ilvl w:val="0"/>
+          <w:numId w:val="14"/>
+        </w:numPr>
+      </w:pPr>
+      <w:r>
+        <w:rPr>
+          <w:b/>
+          <w:bCs/>
+        </w:rPr>
+        <w:t>Log Loss</w:t>
+      </w:r>
+      <w:r>
+        <w:t xml:space="preserve"> (depending on implementation/version)</w:t>
+      </w:r>
+    </w:p>
+    <w:p>
+      <w:pPr>
+        <w:rPr>
+          <w:b/>
+          <w:bCs/>
+        </w:rPr>
+      </w:pPr>
+      <w:r>
+        <w:rPr>
+          <w:b/>
+          <w:bCs/>
+        </w:rPr>
+        <w:t>Main Goal</w:t>
+      </w:r>
+    </w:p>
+    <w:p>
+      <w:r>
+        <w:rPr>
+          <w:b/>
+          <w:bCs/>
+        </w:rPr>
+        <w:t>Tune hyperparameters to find the balance between overfitting and underfitting.</w:t>
+      </w:r>
+    </w:p>
+    <w:p>
+      <w:r>
+        <w:rPr>
+          <w:b/>
+          <w:bCs/>
+        </w:rPr>
+        <w:t>Easy memory:</w:t>
+      </w:r>
+    </w:p>
+    <w:p>
+      <w:pPr>
+        <w:pBdr>
+          <w:bottom w:val="double" w:sz="6" w:space="1" w:color="auto"/>
+        </w:pBdr>
+      </w:pPr>
+      <w:r>
+        <w:t>max_depth → How deep?</w:t>
+      </w:r>
+      <w:r>
+        <w:br/>
+        <w:t>min_samples_split → When can I split?</w:t>
+      </w:r>
+      <w:r>
+        <w:br/>
+        <w:t>min_samples_leaf → How small can a leaf be?</w:t>
+      </w:r>
+      <w:r>
+        <w:br/>
+        <w:t>max_features → How many features to consider?</w:t>
+      </w:r>
+      <w:r>
+        <w:br/>
+        <w:t>criterion → How good is the split?</w:t>
+      </w:r>
+    </w:p>
+    <w:p>
+      <w:pPr>
+        <w:rPr>
+          <w:b/>
+          <w:bCs/>
+        </w:rPr>
+      </w:pPr>
+      <w:r>
+        <w:rPr>
+          <w:rFonts w:ascii="Segoe UI Emoji" w:hAnsi="Segoe UI Emoji" w:cs="Segoe UI Emoji"/>
+          <w:b/>
+          <w:bCs/>
+        </w:rPr>
+        <w:t>🌳</w:t>
+      </w:r>
+      <w:r>
+        <w:rPr>
+          <w:b/>
+          <w:bCs/>
+        </w:rPr>
+        <w:t xml:space="preserve"> Regression Tree — Paste-Ready Notes</w:t>
+      </w:r>
+    </w:p>
+    <w:p>
+      <w:pPr>
+        <w:rPr>
+          <w:b/>
+          <w:bCs/>
+        </w:rPr>
+      </w:pPr>
+      <w:r>
+        <w:rPr>
+          <w:b/>
+          <w:bCs/>
+        </w:rPr>
+        <w:t>1. What is a Regression Tree?</w:t>
+      </w:r>
+    </w:p>
+    <w:p>
+      <w:pPr>
+        <w:numPr>
+          <w:ilvl w:val="0"/>
+          <w:numId w:val="15"/>
+        </w:numPr>
+      </w:pPr>
+      <w:r>
+        <w:t xml:space="preserve">A </w:t>
+      </w:r>
+      <w:r>
+        <w:rPr>
+          <w:b/>
+          <w:bCs/>
+        </w:rPr>
+        <w:t>Regression Tree</w:t>
+      </w:r>
+      <w:r>
+        <w:t xml:space="preserve"> is a Decision Tree used to predict a </w:t>
+      </w:r>
+      <w:r>
+        <w:rPr>
+          <w:b/>
+          <w:bCs/>
+        </w:rPr>
+        <w:t>continuous numerical value</w:t>
+      </w:r>
+      <w:r>
+        <w:t>.</w:t>
+      </w:r>
+    </w:p>
+    <w:p>
+      <w:pPr>
+        <w:numPr>
+          <w:ilvl w:val="0"/>
+          <w:numId w:val="15"/>
+        </w:numPr>
+      </w:pPr>
+      <w:r>
+        <w:t xml:space="preserve">Example: predicting </w:t>
+      </w:r>
+      <w:r>
+        <w:rPr>
+          <w:b/>
+          <w:bCs/>
+        </w:rPr>
+        <w:t>house price, salary, temperature, sales</w:t>
+      </w:r>
+      <w:r>
+        <w:t>, etc.</w:t>
+      </w:r>
+    </w:p>
+    <w:p>
+      <w:pPr>
+        <w:numPr>
+          <w:ilvl w:val="0"/>
+          <w:numId w:val="15"/>
+        </w:numPr>
+      </w:pPr>
+      <w:r>
+        <w:t xml:space="preserve">Classification Tree → predicts </w:t>
+      </w:r>
+      <w:r>
+        <w:rPr>
+          <w:b/>
+          <w:bCs/>
+        </w:rPr>
+        <w:t>class/label</w:t>
+      </w:r>
+      <w:r>
+        <w:t>.</w:t>
+      </w:r>
+    </w:p>
+    <w:p>
+      <w:pPr>
+        <w:numPr>
+          <w:ilvl w:val="0"/>
+          <w:numId w:val="15"/>
+        </w:numPr>
+      </w:pPr>
+      <w:r>
+        <w:t xml:space="preserve">Regression Tree → predicts </w:t>
+      </w:r>
+      <w:r>
+        <w:rPr>
+          <w:b/>
+          <w:bCs/>
+        </w:rPr>
+        <w:t>number</w:t>
+      </w:r>
+      <w:r>
+        <w:t>.</w:t>
+      </w:r>
+    </w:p>
+    <w:p>
+      <w:pPr>
+        <w:numPr>
+          <w:ilvl w:val="0"/>
+          <w:numId w:val="15"/>
+        </w:numPr>
+      </w:pPr>
+      <w:r>
+        <w:t xml:space="preserve">At a leaf node, prediction is usually the </w:t>
+      </w:r>
+      <w:r>
+        <w:rPr>
+          <w:b/>
+          <w:bCs/>
+        </w:rPr>
+        <w:t>mean of target values</w:t>
+      </w:r>
+      <w:r>
+        <w:t xml:space="preserve"> in that leaf.</w:t>
+      </w:r>
+    </w:p>
+    <w:p>
+      <w:pPr>
+        <w:rPr>
+          <w:b/>
+          <w:bCs/>
+        </w:rPr>
+      </w:pPr>
+      <w:r>
+        <w:rPr>
+          <w:b/>
+          <w:bCs/>
+        </w:rPr>
+        <w:t>2. How does it work?</w:t>
+      </w:r>
+    </w:p>
+    <w:p>
+      <w:pPr>
+        <w:numPr>
+          <w:ilvl w:val="0"/>
+          <w:numId w:val="16"/>
+        </w:numPr>
+      </w:pPr>
+      <w:r>
+        <w:lastRenderedPageBreak/>
+        <w:t>Start with the complete dataset.</w:t>
+      </w:r>
+    </w:p>
+    <w:p>
+      <w:pPr>
+        <w:numPr>
+          <w:ilvl w:val="0"/>
+          <w:numId w:val="16"/>
+        </w:numPr>
+      </w:pPr>
+      <w:r>
+        <w:t xml:space="preserve">Try different </w:t>
+      </w:r>
+      <w:r>
+        <w:rPr>
+          <w:b/>
+          <w:bCs/>
+        </w:rPr>
+        <w:t>features and split points</w:t>
+      </w:r>
+      <w:r>
+        <w:t>.</w:t>
+      </w:r>
+    </w:p>
+    <w:p>
+      <w:pPr>
+        <w:numPr>
+          <w:ilvl w:val="0"/>
+          <w:numId w:val="16"/>
+        </w:numPr>
+      </w:pPr>
+      <w:r>
+        <w:t>Calculate the error for each possible split.</w:t>
+      </w:r>
+    </w:p>
+    <w:p>
+      <w:pPr>
+        <w:numPr>
+          <w:ilvl w:val="0"/>
+          <w:numId w:val="16"/>
+        </w:numPr>
+      </w:pPr>
+      <w:r>
+        <w:t xml:space="preserve">Select the split that gives the </w:t>
+      </w:r>
+      <w:r>
+        <w:rPr>
+          <w:b/>
+          <w:bCs/>
+        </w:rPr>
+        <w:t>lowest error</w:t>
+      </w:r>
+      <w:r>
+        <w:t>.</w:t>
+      </w:r>
+    </w:p>
+    <w:p>
+      <w:pPr>
+        <w:numPr>
+          <w:ilvl w:val="0"/>
+          <w:numId w:val="16"/>
+        </w:numPr>
+      </w:pPr>
+      <w:r>
+        <w:t>Repeat this process recursively for each child node.</w:t>
+      </w:r>
+    </w:p>
+    <w:p>
+      <w:pPr>
+        <w:numPr>
+          <w:ilvl w:val="0"/>
+          <w:numId w:val="16"/>
+        </w:numPr>
+      </w:pPr>
+      <w:r>
+        <w:t>Stop according to conditions such as max_depth, min_samples_leaf, etc.</w:t>
+      </w:r>
+    </w:p>
+    <w:p>
+      <w:pPr>
+        <w:rPr>
+          <w:b/>
+          <w:bCs/>
+        </w:rPr>
+      </w:pPr>
+      <w:r>
+        <w:rPr>
+          <w:b/>
+          <w:bCs/>
+        </w:rPr>
+        <w:t>3. Splitting Criterion — MSE</w:t>
+      </w:r>
+    </w:p>
+    <w:p>
+      <w:r>
+        <w:t xml:space="preserve">For regression, </w:t>
+      </w:r>
+      <w:r>
+        <w:rPr>
+          <w:b/>
+          <w:bCs/>
+        </w:rPr>
+        <w:t>Mean Squared Error (MSE)</w:t>
+      </w:r>
+      <w:r>
+        <w:t xml:space="preserve"> is commonly used:</w:t>
+      </w:r>
+    </w:p>
+    <w:p>
+      <m:oMathPara>
+        <m:oMath>
+          <m:r>
+            <w:rPr>
+              <w:rFonts w:ascii="Cambria Math" w:hAnsi="Cambria Math"/>
+            </w:rPr>
+            <m:t>MSE=</m:t>
+          </m:r>
+          <m:f>
+            <m:fPr>
+              <m:ctrlPr>
+                <w:rPr>
+                  <w:rFonts w:ascii="Cambria Math" w:hAnsi="Cambria Math"/>
+                </w:rPr>
+              </m:ctrlPr>
+            </m:fPr>
+            <m:num>
+              <m:r>
+                <w:rPr>
+                  <w:rFonts w:ascii="Cambria Math" w:hAnsi="Cambria Math"/>
+                </w:rPr>
+                <m:t>1</m:t>
+              </m:r>
+            </m:num>
+            <m:den>
+              <m:r>
+                <w:rPr>
+                  <w:rFonts w:ascii="Cambria Math" w:hAnsi="Cambria Math"/>
+                </w:rPr>
+                <m:t>n</m:t>
+              </m:r>
+            </m:den>
+          </m:f>
+          <m:nary>
+            <m:naryPr>
+              <m:chr m:val="∑"/>
+              <m:limLoc m:val="undOvr"/>
+              <m:grow m:val="1"/>
+              <m:ctrlPr>
+                <w:rPr>
+                  <w:rFonts w:ascii="Cambria Math" w:hAnsi="Cambria Math"/>
+                </w:rPr>
+              </m:ctrlPr>
+            </m:naryPr>
+            <m:sub>
+              <m:r>
+                <w:rPr>
+                  <w:rFonts w:ascii="Cambria Math" w:hAnsi="Cambria Math"/>
+                </w:rPr>
+                <m:t>i=1</m:t>
+              </m:r>
+            </m:sub>
+            <m:sup>
+              <m:r>
+                <w:rPr>
+                  <w:rFonts w:ascii="Cambria Math" w:hAnsi="Cambria Math"/>
+                </w:rPr>
+                <m:t>n</m:t>
+              </m:r>
+            </m:sup>
+            <m:e>
+              <m:r>
+                <w:rPr>
+                  <w:rFonts w:ascii="Cambria Math" w:hAnsi="Cambria Math"/>
+                </w:rPr>
+                <m:t>(</m:t>
+              </m:r>
+            </m:e>
+          </m:nary>
+          <m:d>
+            <m:dPr>
+              <m:begChr m:val=""/>
+              <m:endChr m:val=""/>
+              <m:ctrlPr>
+                <w:rPr>
+                  <w:rFonts w:ascii="Cambria Math" w:hAnsi="Cambria Math"/>
+                </w:rPr>
+              </m:ctrlPr>
+            </m:dPr>
+            <m:e>
+              <m:sSub>
+                <m:sSubPr>
+                  <m:ctrlPr>
+                    <w:rPr>
+                      <w:rFonts w:ascii="Cambria Math" w:hAnsi="Cambria Math"/>
+                    </w:rPr>
+                  </m:ctrlPr>
+                </m:sSubPr>
+                <m:e>
+                  <m:r>
+                    <w:rPr>
+                      <w:rFonts w:ascii="Cambria Math" w:hAnsi="Cambria Math"/>
+                    </w:rPr>
+                    <m:t>y</m:t>
+                  </m:r>
+                </m:e>
+                <m:sub>
+                  <m:r>
+                    <w:rPr>
+                      <w:rFonts w:ascii="Cambria Math" w:hAnsi="Cambria Math"/>
+                    </w:rPr>
+                    <m:t>i</m:t>
+                  </m:r>
+                </m:sub>
+              </m:sSub>
+              <m:r>
+                <w:rPr>
+                  <w:rFonts w:ascii="Cambria Math" w:hAnsi="Cambria Math"/>
+                </w:rPr>
+                <m:t>-</m:t>
+              </m:r>
+              <m:acc>
+                <m:accPr>
+                  <m:chr m:val="̅"/>
+                  <m:ctrlPr>
+                    <w:rPr>
+                      <w:rFonts w:ascii="Cambria Math" w:hAnsi="Cambria Math"/>
+                    </w:rPr>
+                  </m:ctrlPr>
+                </m:accPr>
+                <m:e>
+                  <m:r>
+                    <w:rPr>
+                      <w:rFonts w:ascii="Cambria Math" w:hAnsi="Cambria Math"/>
+                    </w:rPr>
+                    <m:t>y</m:t>
+                  </m:r>
+                </m:e>
+              </m:acc>
+              <m:sSup>
+                <m:sSupPr>
+                  <m:ctrlPr>
+                    <w:rPr>
+                      <w:rFonts w:ascii="Cambria Math" w:hAnsi="Cambria Math"/>
+                    </w:rPr>
+                  </m:ctrlPr>
+                </m:sSupPr>
+                <m:e>
+                  <m:d>
+                    <m:dPr>
+                      <m:begChr m:val=""/>
+                      <m:endChr m:val=""/>
+                      <m:ctrlPr>
+                        <w:rPr>
+                          <w:rFonts w:ascii="Cambria Math" w:hAnsi="Cambria Math"/>
+                        </w:rPr>
+                      </m:ctrlPr>
+                    </m:dPr>
+                    <m:e>
+                      <m:r>
+                        <w:rPr>
+                          <w:rFonts w:ascii="Cambria Math" w:hAnsi="Cambria Math"/>
+                        </w:rPr>
+                        <m:t>)</m:t>
+                      </m:r>
+                    </m:e>
+                  </m:d>
+                </m:e>
+                <m:sup>
+                  <m:r>
+                    <w:rPr>
+                      <w:rFonts w:ascii="Cambria Math" w:hAnsi="Cambria Math"/>
+                    </w:rPr>
+                    <m:t>2</m:t>
+                  </m:r>
+                </m:sup>
+              </m:sSup>
+            </m:e>
+          </m:d>
+        </m:oMath>
+      </m:oMathPara>
+    </w:p>
+    <w:p>
+      <w:r>
+        <w:t>Where:</w:t>
+      </w:r>
+    </w:p>
+    <w:p>
+      <w:pPr>
+        <w:numPr>
+          <w:ilvl w:val="0"/>
+          <w:numId w:val="17"/>
+        </w:numPr>
+      </w:pPr>
+      <m:oMath>
+        <m:sSub>
+          <m:sSubPr>
+            <m:ctrlPr>
+              <w:rPr>
+                <w:rFonts w:ascii="Cambria Math" w:hAnsi="Cambria Math"/>
+              </w:rPr>
+            </m:ctrlPr>
+          </m:sSubPr>
+          <m:e>
+            <m:r>
+              <w:rPr>
+                <w:rFonts w:ascii="Cambria Math" w:hAnsi="Cambria Math"/>
+              </w:rPr>
+              <m:t>y</m:t>
+            </m:r>
+          </m:e>
+          <m:sub>
+            <m:r>
+              <w:rPr>
+                <w:rFonts w:ascii="Cambria Math" w:hAnsi="Cambria Math"/>
+              </w:rPr>
+              <m:t>i</m:t>
+            </m:r>
+          </m:sub>
+        </m:sSub>
+      </m:oMath>
+      <w:r>
+        <w:t>= actual value</w:t>
+      </w:r>
+    </w:p>
+    <w:p>
+      <w:pPr>
+        <w:numPr>
+          <w:ilvl w:val="0"/>
+          <w:numId w:val="17"/>
+        </w:numPr>
+      </w:pPr>
+      <m:oMath>
+        <m:acc>
+          <m:accPr>
+            <m:chr m:val="̅"/>
+            <m:ctrlPr>
+              <w:rPr>
+                <w:rFonts w:ascii="Cambria Math" w:hAnsi="Cambria Math"/>
+              </w:rPr>
+            </m:ctrlPr>
+          </m:accPr>
+          <m:e>
+            <m:r>
+              <w:rPr>
+                <w:rFonts w:ascii="Cambria Math" w:hAnsi="Cambria Math"/>
+              </w:rPr>
+              <m:t>y</m:t>
+            </m:r>
+          </m:e>
+        </m:acc>
+      </m:oMath>
+      <w:r>
+        <w:t>= mean value of the node</w:t>
+      </w:r>
+    </w:p>
+    <w:p>
+      <w:pPr>
+        <w:numPr>
+          <w:ilvl w:val="0"/>
+          <w:numId w:val="17"/>
+        </w:numPr>
+      </w:pPr>
+      <w:r>
+        <w:t xml:space="preserve">Lower MSE → </w:t>
+      </w:r>
+      <w:r>
+        <w:rPr>
+          <w:b/>
+          <w:bCs/>
+        </w:rPr>
+        <w:t>better/purer split</w:t>
+      </w:r>
+    </w:p>
+    <w:p>
+      <w:r>
+        <w:t xml:space="preserve">The algorithm chooses the split that produces the </w:t>
+      </w:r>
+      <w:r>
+        <w:rPr>
+          <w:b/>
+          <w:bCs/>
+        </w:rPr>
+        <w:t>lowest weighted MSE</w:t>
+      </w:r>
+      <w:r>
+        <w:t xml:space="preserve"> among the child nodes.</w:t>
+      </w:r>
+    </w:p>
+    <w:p>
+      <w:pPr>
+        <w:rPr>
+          <w:b/>
+          <w:bCs/>
+        </w:rPr>
+      </w:pPr>
+      <w:r>
+        <w:rPr>
+          <w:b/>
+          <w:bCs/>
+        </w:rPr>
+        <w:t>4. Prediction</w:t>
+      </w:r>
+    </w:p>
+    <w:p>
+      <w:r>
+        <w:t>Suppose a leaf contains:</w:t>
+      </w:r>
+    </w:p>
+    <w:p>
+      <w:r>
+        <w:t>₹20L, ₹22L, ₹24L</w:t>
+      </w:r>
+    </w:p>
+    <w:p>
+      <w:r>
+        <w:t>Prediction:</w:t>
+      </w:r>
+    </w:p>
+    <w:p>
+      <m:oMathPara>
+        <m:oMath>
+          <m:f>
+            <m:fPr>
+              <m:ctrlPr>
+                <w:rPr>
+                  <w:rFonts w:ascii="Cambria Math" w:hAnsi="Cambria Math"/>
+                </w:rPr>
+              </m:ctrlPr>
+            </m:fPr>
+            <m:num>
+              <m:r>
+                <w:rPr>
+                  <w:rFonts w:ascii="Cambria Math" w:hAnsi="Cambria Math"/>
+                </w:rPr>
+                <m:t>20+22+24</m:t>
+              </m:r>
+            </m:num>
+            <m:den>
+              <m:r>
+                <w:rPr>
+                  <w:rFonts w:ascii="Cambria Math" w:hAnsi="Cambria Math"/>
+                </w:rPr>
+                <m:t>3</m:t>
+              </m:r>
+            </m:den>
+          </m:f>
+          <m:r>
+            <w:rPr>
+              <w:rFonts w:ascii="Cambria Math" w:hAnsi="Cambria Math"/>
+            </w:rPr>
+            <m:t>=22L</m:t>
+          </m:r>
+        </m:oMath>
+      </m:oMathPara>
+    </w:p>
+    <w:p>
+      <w:r>
+        <w:t xml:space="preserve">So the tree predicts </w:t>
+      </w:r>
+      <w:r>
+        <w:rPr>
+          <w:b/>
+          <w:bCs/>
+        </w:rPr>
+        <w:t>₹22 lakh</w:t>
+      </w:r>
+      <w:r>
+        <w:t xml:space="preserve"> for a new sample falling into that leaf.</w:t>
+      </w:r>
+    </w:p>
+    <w:p>
+      <w:pPr>
+        <w:rPr>
+          <w:b/>
+          <w:bCs/>
+        </w:rPr>
+      </w:pPr>
+      <w:r>
+        <w:rPr>
+          <w:b/>
+          <w:bCs/>
+        </w:rPr>
+        <w:t>5. Important Hyperparameters</w:t>
+      </w:r>
+    </w:p>
+    <w:tbl>
+      <w:tblPr>
+        <w:tblW w:w="0" w:type="auto"/>
+        <w:tblCellSpacing w:w="15" w:type="dxa"/>
+        <w:tblCellMar>
+          <w:top w:w="15" w:type="dxa"/>
+          <w:left w:w="15" w:type="dxa"/>
+          <w:bottom w:w="15" w:type="dxa"/>
+          <w:right w:w="15" w:type="dxa"/>
+        </w:tblCellMar>
+        <w:tblLook w:val="04A0" w:firstRow="1" w:lastRow="0" w:firstColumn="1" w:lastColumn="0" w:noHBand="0" w:noVBand="1"/>
+      </w:tblPr>
+      <w:tblGrid>
+        <w:gridCol w:w="1742"/>
+        <w:gridCol w:w="4978"/>
+      </w:tblGrid>
+      <w:tr>
+        <w:trPr>
+          <w:tblHeader/>
+          <w:tblCellSpacing w:w="15" w:type="dxa"/>
+        </w:trPr>
+        <w:tc>
+          <w:tcPr>
+            <w:tcW w:w="0" w:type="auto"/>
+            <w:vAlign w:val="center"/>
+            <w:hideMark/>
+          </w:tcPr>
+          <w:p>
+            <w:pPr>
+              <w:rPr>
+                <w:b/>
+                <w:bCs/>
+              </w:rPr>
+            </w:pPr>
+            <w:r>
+              <w:rPr>
+                <w:b/>
+                <w:bCs/>
+              </w:rPr>
+              <w:t>Hyperparameter</w:t>
+            </w:r>
+          </w:p>
+        </w:tc>
+        <w:tc>
+          <w:tcPr>
+            <w:tcW w:w="0" w:type="auto"/>
+            <w:vAlign w:val="center"/>
+            <w:hideMark/>
+          </w:tcPr>
+          <w:p>
+            <w:pPr>
+              <w:rPr>
+                <w:b/>
+                <w:bCs/>
+              </w:rPr>
+            </w:pPr>
+            <w:r>
+              <w:rPr>
+                <w:b/>
+                <w:bCs/>
+              </w:rPr>
+              <w:t>Meaning</w:t>
+            </w:r>
+          </w:p>
+        </w:tc>
+      </w:tr>
+      <w:tr>
+        <w:trPr>
+          <w:tblCellSpacing w:w="15" w:type="dxa"/>
+        </w:trPr>
+        <w:tc>
+          <w:tcPr>
+            <w:tcW w:w="0" w:type="auto"/>
+            <w:vAlign w:val="center"/>
+            <w:hideMark/>
+          </w:tcPr>
+          <w:p>
+            <w:r>
+              <w:t>criterion</w:t>
+            </w:r>
+          </w:p>
+        </w:tc>
+        <w:tc>
+          <w:tcPr>
+            <w:tcW w:w="0" w:type="auto"/>
+            <w:vAlign w:val="center"/>
+            <w:hideMark/>
+          </w:tcPr>
+          <w:p>
+            <w:r>
+              <w:t>Measures split quality, commonly squared_error (MSE)</w:t>
+            </w:r>
+          </w:p>
+        </w:tc>
+      </w:tr>
+      <w:tr>
+        <w:trPr>
+          <w:tblCellSpacing w:w="15" w:type="dxa"/>
+        </w:trPr>
+        <w:tc>
+          <w:tcPr>
+            <w:tcW w:w="0" w:type="auto"/>
+            <w:vAlign w:val="center"/>
+            <w:hideMark/>
+          </w:tcPr>
+          <w:p>
+            <w:r>
+              <w:t>max_depth</w:t>
+            </w:r>
+          </w:p>
+        </w:tc>
+        <w:tc>
+          <w:tcPr>
+            <w:tcW w:w="0" w:type="auto"/>
+            <w:vAlign w:val="center"/>
+            <w:hideMark/>
+          </w:tcPr>
+          <w:p>
+            <w:r>
+              <w:t>Maximum depth of the tree</w:t>
+            </w:r>
+          </w:p>
+        </w:tc>
+      </w:tr>
+      <w:tr>
+        <w:trPr>
+          <w:tblCellSpacing w:w="15" w:type="dxa"/>
+        </w:trPr>
+        <w:tc>
+          <w:tcPr>
+            <w:tcW w:w="0" w:type="auto"/>
+            <w:vAlign w:val="center"/>
+            <w:hideMark/>
+          </w:tcPr>
+          <w:p>
+            <w:r>
+              <w:t>min_samples_split</w:t>
+            </w:r>
+          </w:p>
+        </w:tc>
+        <w:tc>
+          <w:tcPr>
+            <w:tcW w:w="0" w:type="auto"/>
+            <w:vAlign w:val="center"/>
+            <w:hideMark/>
+          </w:tcPr>
+          <w:p>
+            <w:r>
+              <w:t>Minimum samples needed to split a node</w:t>
+            </w:r>
+          </w:p>
+        </w:tc>
+      </w:tr>
+      <w:tr>
+        <w:trPr>
+          <w:tblCellSpacing w:w="15" w:type="dxa"/>
+        </w:trPr>
+        <w:tc>
+          <w:tcPr>
+            <w:tcW w:w="0" w:type="auto"/>
+            <w:vAlign w:val="center"/>
+            <w:hideMark/>
+          </w:tcPr>
+          <w:p>
+            <w:r>
+              <w:t>min_samples_leaf</w:t>
+            </w:r>
+          </w:p>
+        </w:tc>
+        <w:tc>
+          <w:tcPr>
+            <w:tcW w:w="0" w:type="auto"/>
+            <w:vAlign w:val="center"/>
+            <w:hideMark/>
+          </w:tcPr>
+          <w:p>
+            <w:r>
+              <w:t>Minimum samples required in a leaf</w:t>
+            </w:r>
+          </w:p>
+        </w:tc>
+      </w:tr>
+      <w:tr>
+        <w:trPr>
+          <w:tblCellSpacing w:w="15" w:type="dxa"/>
+        </w:trPr>
+        <w:tc>
+          <w:tcPr>
+            <w:tcW w:w="0" w:type="auto"/>
+            <w:vAlign w:val="center"/>
+            <w:hideMark/>
+          </w:tcPr>
+          <w:p>
+            <w:r>
+              <w:t>max_features</w:t>
+            </w:r>
+          </w:p>
+        </w:tc>
+        <w:tc>
+          <w:tcPr>
+            <w:tcW w:w="0" w:type="auto"/>
+            <w:vAlign w:val="center"/>
+            <w:hideMark/>
+          </w:tcPr>
+          <w:p>
+            <w:r>
+              <w:t>Number of features considered for each split</w:t>
+            </w:r>
+          </w:p>
+        </w:tc>
+      </w:tr>
+    </w:tbl>
+    <w:p>
+      <w:r>
+        <w:rPr>
+          <w:b/>
+          <w:bCs/>
+        </w:rPr>
+        <w:t>Overfitting control:</w:t>
+      </w:r>
+    </w:p>
+    <w:p>
+      <w:pPr>
+        <w:numPr>
+          <w:ilvl w:val="0"/>
+          <w:numId w:val="18"/>
+        </w:numPr>
+      </w:pPr>
+      <w:r>
+        <w:t>High max_depth → more complex → may overfit</w:t>
+      </w:r>
+    </w:p>
+    <w:p>
+      <w:pPr>
+        <w:numPr>
+          <w:ilvl w:val="0"/>
+          <w:numId w:val="18"/>
+        </w:numPr>
+      </w:pPr>
+      <w:r>
+        <w:lastRenderedPageBreak/>
+        <w:t>Low max_depth → simpler → may underfit</w:t>
+      </w:r>
+    </w:p>
+    <w:p>
+      <w:pPr>
+        <w:numPr>
+          <w:ilvl w:val="0"/>
+          <w:numId w:val="18"/>
+        </w:numPr>
+      </w:pPr>
+      <w:r>
+        <w:t>Higher min_samples_leaf → generally reduces overfitting</w:t>
+      </w:r>
+    </w:p>
+    <w:p>
+      <w:pPr>
+        <w:rPr>
+          <w:b/>
+          <w:bCs/>
+        </w:rPr>
+      </w:pPr>
+      <w:r>
+        <w:rPr>
+          <w:b/>
+          <w:bCs/>
+        </w:rPr>
+        <w:t>6. Advantages</w:t>
+      </w:r>
+    </w:p>
+    <w:p>
+      <w:pPr>
+        <w:numPr>
+          <w:ilvl w:val="0"/>
+          <w:numId w:val="19"/>
+        </w:numPr>
+      </w:pPr>
+      <w:r>
+        <w:t>Easy to understand.</w:t>
+      </w:r>
+    </w:p>
+    <w:p>
+      <w:pPr>
+        <w:numPr>
+          <w:ilvl w:val="0"/>
+          <w:numId w:val="19"/>
+        </w:numPr>
+      </w:pPr>
+      <w:r>
+        <w:t>No feature scaling required.</w:t>
+      </w:r>
+    </w:p>
+    <w:p>
+      <w:pPr>
+        <w:numPr>
+          <w:ilvl w:val="0"/>
+          <w:numId w:val="19"/>
+        </w:numPr>
+      </w:pPr>
+      <w:r>
+        <w:t xml:space="preserve">Captures </w:t>
+      </w:r>
+      <w:r>
+        <w:rPr>
+          <w:b/>
+          <w:bCs/>
+        </w:rPr>
+        <w:t>non-linear relationships</w:t>
+      </w:r>
+      <w:r>
+        <w:t>.</w:t>
+      </w:r>
+    </w:p>
+    <w:p>
+      <w:pPr>
+        <w:numPr>
+          <w:ilvl w:val="0"/>
+          <w:numId w:val="19"/>
+        </w:numPr>
+      </w:pPr>
+      <w:r>
+        <w:t xml:space="preserve">Can show </w:t>
+      </w:r>
+      <w:r>
+        <w:rPr>
+          <w:b/>
+          <w:bCs/>
+        </w:rPr>
+        <w:t>feature importance</w:t>
+      </w:r>
+      <w:r>
+        <w:t>.</w:t>
+      </w:r>
+    </w:p>
+    <w:p>
+      <w:pPr>
+        <w:numPr>
+          <w:ilvl w:val="0"/>
+          <w:numId w:val="19"/>
+        </w:numPr>
+      </w:pPr>
+      <w:r>
+        <w:t>Works well for regression problems.</w:t>
+      </w:r>
+    </w:p>
+    <w:p>
+      <w:pPr>
+        <w:rPr>
+          <w:b/>
+          <w:bCs/>
+        </w:rPr>
+      </w:pPr>
+      <w:r>
+        <w:rPr>
+          <w:b/>
+          <w:bCs/>
+        </w:rPr>
+        <w:t>7. Practical Implementation</w:t>
+      </w:r>
+    </w:p>
+    <w:p>
+      <w:r>
+        <w:t>from sklearn.tree import DecisionTreeRegressor</w:t>
+      </w:r>
+    </w:p>
+    <w:p/>
+    <w:p>
+      <w:r>
+        <w:t>model = DecisionTreeRegressor(</w:t>
+      </w:r>
+    </w:p>
+    <w:p>
+      <w:r>
+        <w:t xml:space="preserve">    criterion="squared_error",</w:t>
+      </w:r>
+    </w:p>
+    <w:p>
+      <w:r>
+        <w:t xml:space="preserve">    max_depth=5,</w:t>
+      </w:r>
+    </w:p>
+    <w:p>
+      <w:r>
+        <w:t xml:space="preserve">    min_samples_leaf=5</w:t>
+      </w:r>
+    </w:p>
+    <w:p>
+      <w:r>
+        <w:t>)</w:t>
+      </w:r>
+    </w:p>
+    <w:p/>
+    <w:p>
+      <w:r>
+        <w:t>model.fit(X_train, y_train)</w:t>
+      </w:r>
+    </w:p>
+    <w:p>
+      <w:r>
+        <w:t>y_pred = model.predict(X_test)</w:t>
+      </w:r>
+    </w:p>
+    <w:p>
+      <w:r>
+        <w:t xml:space="preserve">Use </w:t>
+      </w:r>
+      <w:r>
+        <w:rPr>
+          <w:b/>
+          <w:bCs/>
+        </w:rPr>
+        <w:t>cross-validation</w:t>
+      </w:r>
+      <w:r>
+        <w:t xml:space="preserve"> to get a more reliable estimate of model performance and to tune hyperparameters.</w:t>
+      </w:r>
+    </w:p>
+    <w:p>
+      <w:pPr>
+        <w:rPr>
+          <w:b/>
+          <w:bCs/>
+        </w:rPr>
+      </w:pPr>
+      <w:r>
+        <w:rPr>
+          <w:rFonts w:ascii="Segoe UI Emoji" w:hAnsi="Segoe UI Emoji" w:cs="Segoe UI Emoji"/>
+          <w:b/>
+          <w:bCs/>
+        </w:rPr>
+        <w:t>⭐</w:t>
+      </w:r>
+      <w:r>
+        <w:rPr>
+          <w:b/>
+          <w:bCs/>
+        </w:rPr>
+        <w:t xml:space="preserve"> Remember</w:t>
+      </w:r>
+    </w:p>
+    <w:p>
+      <w:r>
+        <w:rPr>
+          <w:b/>
+          <w:bCs/>
+        </w:rPr>
+        <w:t>Regression Tree = Decision Tree + Continuous Numerical Prediction</w:t>
+      </w:r>
+    </w:p>
+    <w:p>
+      <w:r>
+        <w:rPr>
+          <w:b/>
+          <w:bCs/>
+        </w:rPr>
+        <w:t>Classification Tree → classes</w:t>
+      </w:r>
+      <w:r>
+        <w:br/>
+      </w:r>
+      <w:r>
+        <w:rPr>
+          <w:b/>
+          <w:bCs/>
+        </w:rPr>
+        <w:t>Regression Tree → numbers</w:t>
+      </w:r>
+      <w:r>
+        <w:br/>
+      </w:r>
+      <w:r>
+        <w:rPr>
+          <w:b/>
+          <w:bCs/>
+        </w:rPr>
+        <w:t>Regression split → minimize MSE/error</w:t>
+      </w:r>
+      <w:r>
+        <w:br/>
+      </w:r>
+      <w:r>
+        <w:rPr>
+          <w:b/>
+          <w:bCs/>
+        </w:rPr>
+        <w:t>Leaf prediction → mean of target values</w:t>
       </w:r>
     </w:p>
     <w:p/>
@@ -1365,6 +2983,155 @@
     </w:lvl>
   </w:abstractNum>
   <w:abstractNum w:abstractNumId="1" w15:restartNumberingAfterBreak="0">
+    <w:nsid w:val="074932ED"/>
+    <w:multiLevelType w:val="multilevel"/>
+    <w:tmpl w:val="BFC8DBC0"/>
+    <w:lvl w:ilvl="0">
+      <w:start w:val="1"/>
+      <w:numFmt w:val="bullet"/>
+      <w:lvlText w:val=""/>
+      <w:lvlJc w:val="left"/>
+      <w:pPr>
+        <w:tabs>
+          <w:tab w:val="num" w:pos="720"/>
+        </w:tabs>
+        <w:ind w:left="720" w:hanging="360"/>
+      </w:pPr>
+      <w:rPr>
+        <w:rFonts w:ascii="Symbol" w:hAnsi="Symbol" w:hint="default"/>
+        <w:sz w:val="20"/>
+      </w:rPr>
+    </w:lvl>
+    <w:lvl w:ilvl="1" w:tentative="1">
+      <w:start w:val="1"/>
+      <w:numFmt w:val="bullet"/>
+      <w:lvlText w:val="o"/>
+      <w:lvlJc w:val="left"/>
+      <w:pPr>
+        <w:tabs>
+          <w:tab w:val="num" w:pos="1440"/>
+        </w:tabs>
+        <w:ind w:left="1440" w:hanging="360"/>
+      </w:pPr>
+      <w:rPr>
+        <w:rFonts w:ascii="Courier New" w:hAnsi="Courier New" w:hint="default"/>
+        <w:sz w:val="20"/>
+      </w:rPr>
+    </w:lvl>
+    <w:lvl w:ilvl="2" w:tentative="1">
+      <w:start w:val="1"/>
+      <w:numFmt w:val="bullet"/>
+      <w:lvlText w:val=""/>
+      <w:lvlJc w:val="left"/>
+      <w:pPr>
+        <w:tabs>
+          <w:tab w:val="num" w:pos="2160"/>
+        </w:tabs>
+        <w:ind w:left="2160" w:hanging="360"/>
+      </w:pPr>
+      <w:rPr>
+        <w:rFonts w:ascii="Wingdings" w:hAnsi="Wingdings" w:hint="default"/>
+        <w:sz w:val="20"/>
+      </w:rPr>
+    </w:lvl>
+    <w:lvl w:ilvl="3" w:tentative="1">
+      <w:start w:val="1"/>
+      <w:numFmt w:val="bullet"/>
+      <w:lvlText w:val=""/>
+      <w:lvlJc w:val="left"/>
+      <w:pPr>
+        <w:tabs>
+          <w:tab w:val="num" w:pos="2880"/>
+        </w:tabs>
+        <w:ind w:left="2880" w:hanging="360"/>
+      </w:pPr>
+      <w:rPr>
+        <w:rFonts w:ascii="Wingdings" w:hAnsi="Wingdings" w:hint="default"/>
+        <w:sz w:val="20"/>
+      </w:rPr>
+    </w:lvl>
+    <w:lvl w:ilvl="4" w:tentative="1">
+      <w:start w:val="1"/>
+      <w:numFmt w:val="bullet"/>
+      <w:lvlText w:val=""/>
+      <w:lvlJc w:val="left"/>
+      <w:pPr>
+        <w:tabs>
+          <w:tab w:val="num" w:pos="3600"/>
+        </w:tabs>
+        <w:ind w:left="3600" w:hanging="360"/>
+      </w:pPr>
+      <w:rPr>
+        <w:rFonts w:ascii="Wingdings" w:hAnsi="Wingdings" w:hint="default"/>
+        <w:sz w:val="20"/>
+      </w:rPr>
+    </w:lvl>
+    <w:lvl w:ilvl="5" w:tentative="1">
+      <w:start w:val="1"/>
+      <w:numFmt w:val="bullet"/>
+      <w:lvlText w:val=""/>
+      <w:lvlJc w:val="left"/>
+      <w:pPr>
+        <w:tabs>
+          <w:tab w:val="num" w:pos="4320"/>
+        </w:tabs>
+        <w:ind w:left="4320" w:hanging="360"/>
+      </w:pPr>
+      <w:rPr>
+        <w:rFonts w:ascii="Wingdings" w:hAnsi="Wingdings" w:hint="default"/>
+        <w:sz w:val="20"/>
+      </w:rPr>
+    </w:lvl>
+    <w:lvl w:ilvl="6" w:tentative="1">
+      <w:start w:val="1"/>
+      <w:numFmt w:val="bullet"/>
+      <w:lvlText w:val=""/>
+      <w:lvlJc w:val="left"/>
+      <w:pPr>
+        <w:tabs>
+          <w:tab w:val="num" w:pos="5040"/>
+        </w:tabs>
+        <w:ind w:left="5040" w:hanging="360"/>
+      </w:pPr>
+      <w:rPr>
+        <w:rFonts w:ascii="Wingdings" w:hAnsi="Wingdings" w:hint="default"/>
+        <w:sz w:val="20"/>
+      </w:rPr>
+    </w:lvl>
+    <w:lvl w:ilvl="7" w:tentative="1">
+      <w:start w:val="1"/>
+      <w:numFmt w:val="bullet"/>
+      <w:lvlText w:val=""/>
+      <w:lvlJc w:val="left"/>
+      <w:pPr>
+        <w:tabs>
+          <w:tab w:val="num" w:pos="5760"/>
+        </w:tabs>
+        <w:ind w:left="5760" w:hanging="360"/>
+      </w:pPr>
+      <w:rPr>
+        <w:rFonts w:ascii="Wingdings" w:hAnsi="Wingdings" w:hint="default"/>
+        <w:sz w:val="20"/>
+      </w:rPr>
+    </w:lvl>
+    <w:lvl w:ilvl="8" w:tentative="1">
+      <w:start w:val="1"/>
+      <w:numFmt w:val="bullet"/>
+      <w:lvlText w:val=""/>
+      <w:lvlJc w:val="left"/>
+      <w:pPr>
+        <w:tabs>
+          <w:tab w:val="num" w:pos="6480"/>
+        </w:tabs>
+        <w:ind w:left="6480" w:hanging="360"/>
+      </w:pPr>
+      <w:rPr>
+        <w:rFonts w:ascii="Wingdings" w:hAnsi="Wingdings" w:hint="default"/>
+        <w:sz w:val="20"/>
+      </w:rPr>
+    </w:lvl>
+  </w:abstractNum>
+  <w:abstractNum w:abstractNumId="2" w15:restartNumberingAfterBreak="0">
     <w:nsid w:val="0B697B84"/>
     <w:multiLevelType w:val="multilevel"/>
     <w:tmpl w:val="7CCC00CC"/>
@@ -1513,7 +3280,7 @@
       </w:rPr>
     </w:lvl>
   </w:abstractNum>
-  <w:abstractNum w:abstractNumId="2" w15:restartNumberingAfterBreak="0">
+  <w:abstractNum w:abstractNumId="3" w15:restartNumberingAfterBreak="0">
     <w:nsid w:val="15B506C2"/>
     <w:multiLevelType w:val="multilevel"/>
     <w:tmpl w:val="F9CA724A"/>
@@ -1662,7 +3429,269 @@
       </w:rPr>
     </w:lvl>
   </w:abstractNum>
-  <w:abstractNum w:abstractNumId="3" w15:restartNumberingAfterBreak="0">
+  <w:abstractNum w:abstractNumId="4" w15:restartNumberingAfterBreak="0">
+    <w:nsid w:val="22EF5489"/>
+    <w:multiLevelType w:val="multilevel"/>
+    <w:tmpl w:val="B7AA7CBC"/>
+    <w:lvl w:ilvl="0">
+      <w:start w:val="1"/>
+      <w:numFmt w:val="bullet"/>
+      <w:lvlText w:val=""/>
+      <w:lvlJc w:val="left"/>
+      <w:pPr>
+        <w:tabs>
+          <w:tab w:val="num" w:pos="720"/>
+        </w:tabs>
+        <w:ind w:left="720" w:hanging="360"/>
+      </w:pPr>
+      <w:rPr>
+        <w:rFonts w:ascii="Symbol" w:hAnsi="Symbol" w:hint="default"/>
+        <w:sz w:val="20"/>
+      </w:rPr>
+    </w:lvl>
+    <w:lvl w:ilvl="1" w:tentative="1">
+      <w:start w:val="1"/>
+      <w:numFmt w:val="bullet"/>
+      <w:lvlText w:val="o"/>
+      <w:lvlJc w:val="left"/>
+      <w:pPr>
+        <w:tabs>
+          <w:tab w:val="num" w:pos="1440"/>
+        </w:tabs>
+        <w:ind w:left="1440" w:hanging="360"/>
+      </w:pPr>
+      <w:rPr>
+        <w:rFonts w:ascii="Courier New" w:hAnsi="Courier New" w:hint="default"/>
+        <w:sz w:val="20"/>
+      </w:rPr>
+    </w:lvl>
+    <w:lvl w:ilvl="2" w:tentative="1">
+      <w:start w:val="1"/>
+      <w:numFmt w:val="bullet"/>
+      <w:lvlText w:val=""/>
+      <w:lvlJc w:val="left"/>
+      <w:pPr>
+        <w:tabs>
+          <w:tab w:val="num" w:pos="2160"/>
+        </w:tabs>
+        <w:ind w:left="2160" w:hanging="360"/>
+      </w:pPr>
+      <w:rPr>
+        <w:rFonts w:ascii="Wingdings" w:hAnsi="Wingdings" w:hint="default"/>
+        <w:sz w:val="20"/>
+      </w:rPr>
+    </w:lvl>
+    <w:lvl w:ilvl="3" w:tentative="1">
+      <w:start w:val="1"/>
+      <w:numFmt w:val="bullet"/>
+      <w:lvlText w:val=""/>
+      <w:lvlJc w:val="left"/>
+      <w:pPr>
+        <w:tabs>
+          <w:tab w:val="num" w:pos="2880"/>
+        </w:tabs>
+        <w:ind w:left="2880" w:hanging="360"/>
+      </w:pPr>
+      <w:rPr>
+        <w:rFonts w:ascii="Wingdings" w:hAnsi="Wingdings" w:hint="default"/>
+        <w:sz w:val="20"/>
+      </w:rPr>
+    </w:lvl>
+    <w:lvl w:ilvl="4" w:tentative="1">
+      <w:start w:val="1"/>
+      <w:numFmt w:val="bullet"/>
+      <w:lvlText w:val=""/>
+      <w:lvlJc w:val="left"/>
+      <w:pPr>
+        <w:tabs>
+          <w:tab w:val="num" w:pos="3600"/>
+        </w:tabs>
+        <w:ind w:left="3600" w:hanging="360"/>
+      </w:pPr>
+      <w:rPr>
+        <w:rFonts w:ascii="Wingdings" w:hAnsi="Wingdings" w:hint="default"/>
+        <w:sz w:val="20"/>
+      </w:rPr>
+    </w:lvl>
+    <w:lvl w:ilvl="5" w:tentative="1">
+      <w:start w:val="1"/>
+      <w:numFmt w:val="bullet"/>
+      <w:lvlText w:val=""/>
+      <w:lvlJc w:val="left"/>
+      <w:pPr>
+        <w:tabs>
+          <w:tab w:val="num" w:pos="4320"/>
+        </w:tabs>
+        <w:ind w:left="4320" w:hanging="360"/>
+      </w:pPr>
+      <w:rPr>
+        <w:rFonts w:ascii="Wingdings" w:hAnsi="Wingdings" w:hint="default"/>
+        <w:sz w:val="20"/>
+      </w:rPr>
+    </w:lvl>
+    <w:lvl w:ilvl="6" w:tentative="1">
+      <w:start w:val="1"/>
+      <w:numFmt w:val="bullet"/>
+      <w:lvlText w:val=""/>
+      <w:lvlJc w:val="left"/>
+      <w:pPr>
+        <w:tabs>
+          <w:tab w:val="num" w:pos="5040"/>
+        </w:tabs>
+        <w:ind w:left="5040" w:hanging="360"/>
+      </w:pPr>
+      <w:rPr>
+        <w:rFonts w:ascii="Wingdings" w:hAnsi="Wingdings" w:hint="default"/>
+        <w:sz w:val="20"/>
+      </w:rPr>
+    </w:lvl>
+    <w:lvl w:ilvl="7" w:tentative="1">
+      <w:start w:val="1"/>
+      <w:numFmt w:val="bullet"/>
+      <w:lvlText w:val=""/>
+      <w:lvlJc w:val="left"/>
+      <w:pPr>
+        <w:tabs>
+          <w:tab w:val="num" w:pos="5760"/>
+        </w:tabs>
+        <w:ind w:left="5760" w:hanging="360"/>
+      </w:pPr>
+      <w:rPr>
+        <w:rFonts w:ascii="Wingdings" w:hAnsi="Wingdings" w:hint="default"/>
+        <w:sz w:val="20"/>
+      </w:rPr>
+    </w:lvl>
+    <w:lvl w:ilvl="8" w:tentative="1">
+      <w:start w:val="1"/>
+      <w:numFmt w:val="bullet"/>
+      <w:lvlText w:val=""/>
+      <w:lvlJc w:val="left"/>
+      <w:pPr>
+        <w:tabs>
+          <w:tab w:val="num" w:pos="6480"/>
+        </w:tabs>
+        <w:ind w:left="6480" w:hanging="360"/>
+      </w:pPr>
+      <w:rPr>
+        <w:rFonts w:ascii="Wingdings" w:hAnsi="Wingdings" w:hint="default"/>
+        <w:sz w:val="20"/>
+      </w:rPr>
+    </w:lvl>
+  </w:abstractNum>
+  <w:abstractNum w:abstractNumId="5" w15:restartNumberingAfterBreak="0">
+    <w:nsid w:val="2E0C2CEB"/>
+    <w:multiLevelType w:val="multilevel"/>
+    <w:tmpl w:val="CB4241F8"/>
+    <w:lvl w:ilvl="0">
+      <w:start w:val="1"/>
+      <w:numFmt w:val="decimal"/>
+      <w:lvlText w:val="%1."/>
+      <w:lvlJc w:val="left"/>
+      <w:pPr>
+        <w:tabs>
+          <w:tab w:val="num" w:pos="720"/>
+        </w:tabs>
+        <w:ind w:left="720" w:hanging="360"/>
+      </w:pPr>
+    </w:lvl>
+    <w:lvl w:ilvl="1" w:tentative="1">
+      <w:start w:val="1"/>
+      <w:numFmt w:val="decimal"/>
+      <w:lvlText w:val="%2."/>
+      <w:lvlJc w:val="left"/>
+      <w:pPr>
+        <w:tabs>
+          <w:tab w:val="num" w:pos="1440"/>
+        </w:tabs>
+        <w:ind w:left="1440" w:hanging="360"/>
+      </w:pPr>
+    </w:lvl>
+    <w:lvl w:ilvl="2" w:tentative="1">
+      <w:start w:val="1"/>
+      <w:numFmt w:val="decimal"/>
+      <w:lvlText w:val="%3."/>
+      <w:lvlJc w:val="left"/>
+      <w:pPr>
+        <w:tabs>
+          <w:tab w:val="num" w:pos="2160"/>
+        </w:tabs>
+        <w:ind w:left="2160" w:hanging="360"/>
+      </w:pPr>
+    </w:lvl>
+    <w:lvl w:ilvl="3" w:tentative="1">
+      <w:start w:val="1"/>
+      <w:numFmt w:val="decimal"/>
+      <w:lvlText w:val="%4."/>
+      <w:lvlJc w:val="left"/>
+      <w:pPr>
+        <w:tabs>
+          <w:tab w:val="num" w:pos="2880"/>
+        </w:tabs>
+        <w:ind w:left="2880" w:hanging="360"/>
+      </w:pPr>
+    </w:lvl>
+    <w:lvl w:ilvl="4" w:tentative="1">
+      <w:start w:val="1"/>
+      <w:numFmt w:val="decimal"/>
+      <w:lvlText w:val="%5."/>
+      <w:lvlJc w:val="left"/>
+      <w:pPr>
+        <w:tabs>
+          <w:tab w:val="num" w:pos="3600"/>
+        </w:tabs>
+        <w:ind w:left="3600" w:hanging="360"/>
+      </w:pPr>
+    </w:lvl>
+    <w:lvl w:ilvl="5" w:tentative="1">
+      <w:start w:val="1"/>
+      <w:numFmt w:val="decimal"/>
+      <w:lvlText w:val="%6."/>
+      <w:lvlJc w:val="left"/>
+      <w:pPr>
+        <w:tabs>
+          <w:tab w:val="num" w:pos="4320"/>
+        </w:tabs>
+        <w:ind w:left="4320" w:hanging="360"/>
+      </w:pPr>
+    </w:lvl>
+    <w:lvl w:ilvl="6" w:tentative="1">
+      <w:start w:val="1"/>
+      <w:numFmt w:val="decimal"/>
+      <w:lvlText w:val="%7."/>
+      <w:lvlJc w:val="left"/>
+      <w:pPr>
+        <w:tabs>
+          <w:tab w:val="num" w:pos="5040"/>
+        </w:tabs>
+        <w:ind w:left="5040" w:hanging="360"/>
+      </w:pPr>
+    </w:lvl>
+    <w:lvl w:ilvl="7" w:tentative="1">
+      <w:start w:val="1"/>
+      <w:numFmt w:val="decimal"/>
+      <w:lvlText w:val="%8."/>
+      <w:lvlJc w:val="left"/>
+      <w:pPr>
+        <w:tabs>
+          <w:tab w:val="num" w:pos="5760"/>
+        </w:tabs>
+        <w:ind w:left="5760" w:hanging="360"/>
+      </w:pPr>
+    </w:lvl>
+    <w:lvl w:ilvl="8" w:tentative="1">
+      <w:start w:val="1"/>
+      <w:numFmt w:val="decimal"/>
+      <w:lvlText w:val="%9."/>
+      <w:lvlJc w:val="left"/>
+      <w:pPr>
+        <w:tabs>
+          <w:tab w:val="num" w:pos="6480"/>
+        </w:tabs>
+        <w:ind w:left="6480" w:hanging="360"/>
+      </w:pPr>
+    </w:lvl>
+  </w:abstractNum>
+  <w:abstractNum w:abstractNumId="6" w15:restartNumberingAfterBreak="0">
     <w:nsid w:val="350E0A09"/>
     <w:multiLevelType w:val="multilevel"/>
     <w:tmpl w:val="668C775C"/>
@@ -1811,7 +3840,156 @@
       </w:rPr>
     </w:lvl>
   </w:abstractNum>
-  <w:abstractNum w:abstractNumId="4" w15:restartNumberingAfterBreak="0">
+  <w:abstractNum w:abstractNumId="7" w15:restartNumberingAfterBreak="0">
+    <w:nsid w:val="353E4ADE"/>
+    <w:multiLevelType w:val="multilevel"/>
+    <w:tmpl w:val="E5F807F2"/>
+    <w:lvl w:ilvl="0">
+      <w:start w:val="1"/>
+      <w:numFmt w:val="bullet"/>
+      <w:lvlText w:val=""/>
+      <w:lvlJc w:val="left"/>
+      <w:pPr>
+        <w:tabs>
+          <w:tab w:val="num" w:pos="720"/>
+        </w:tabs>
+        <w:ind w:left="720" w:hanging="360"/>
+      </w:pPr>
+      <w:rPr>
+        <w:rFonts w:ascii="Symbol" w:hAnsi="Symbol" w:hint="default"/>
+        <w:sz w:val="20"/>
+      </w:rPr>
+    </w:lvl>
+    <w:lvl w:ilvl="1" w:tentative="1">
+      <w:start w:val="1"/>
+      <w:numFmt w:val="bullet"/>
+      <w:lvlText w:val="o"/>
+      <w:lvlJc w:val="left"/>
+      <w:pPr>
+        <w:tabs>
+          <w:tab w:val="num" w:pos="1440"/>
+        </w:tabs>
+        <w:ind w:left="1440" w:hanging="360"/>
+      </w:pPr>
+      <w:rPr>
+        <w:rFonts w:ascii="Courier New" w:hAnsi="Courier New" w:hint="default"/>
+        <w:sz w:val="20"/>
+      </w:rPr>
+    </w:lvl>
+    <w:lvl w:ilvl="2" w:tentative="1">
+      <w:start w:val="1"/>
+      <w:numFmt w:val="bullet"/>
+      <w:lvlText w:val=""/>
+      <w:lvlJc w:val="left"/>
+      <w:pPr>
+        <w:tabs>
+          <w:tab w:val="num" w:pos="2160"/>
+        </w:tabs>
+        <w:ind w:left="2160" w:hanging="360"/>
+      </w:pPr>
+      <w:rPr>
+        <w:rFonts w:ascii="Wingdings" w:hAnsi="Wingdings" w:hint="default"/>
+        <w:sz w:val="20"/>
+      </w:rPr>
+    </w:lvl>
+    <w:lvl w:ilvl="3" w:tentative="1">
+      <w:start w:val="1"/>
+      <w:numFmt w:val="bullet"/>
+      <w:lvlText w:val=""/>
+      <w:lvlJc w:val="left"/>
+      <w:pPr>
+        <w:tabs>
+          <w:tab w:val="num" w:pos="2880"/>
+        </w:tabs>
+        <w:ind w:left="2880" w:hanging="360"/>
+      </w:pPr>
+      <w:rPr>
+        <w:rFonts w:ascii="Wingdings" w:hAnsi="Wingdings" w:hint="default"/>
+        <w:sz w:val="20"/>
+      </w:rPr>
+    </w:lvl>
+    <w:lvl w:ilvl="4" w:tentative="1">
+      <w:start w:val="1"/>
+      <w:numFmt w:val="bullet"/>
+      <w:lvlText w:val=""/>
+      <w:lvlJc w:val="left"/>
+      <w:pPr>
+        <w:tabs>
+          <w:tab w:val="num" w:pos="3600"/>
+        </w:tabs>
+        <w:ind w:left="3600" w:hanging="360"/>
+      </w:pPr>
+      <w:rPr>
+        <w:rFonts w:ascii="Wingdings" w:hAnsi="Wingdings" w:hint="default"/>
+        <w:sz w:val="20"/>
+      </w:rPr>
+    </w:lvl>
+    <w:lvl w:ilvl="5" w:tentative="1">
+      <w:start w:val="1"/>
+      <w:numFmt w:val="bullet"/>
+      <w:lvlText w:val=""/>
+      <w:lvlJc w:val="left"/>
+      <w:pPr>
+        <w:tabs>
+          <w:tab w:val="num" w:pos="4320"/>
+        </w:tabs>
+        <w:ind w:left="4320" w:hanging="360"/>
+      </w:pPr>
+      <w:rPr>
+        <w:rFonts w:ascii="Wingdings" w:hAnsi="Wingdings" w:hint="default"/>
+        <w:sz w:val="20"/>
+      </w:rPr>
+    </w:lvl>
+    <w:lvl w:ilvl="6" w:tentative="1">
+      <w:start w:val="1"/>
+      <w:numFmt w:val="bullet"/>
+      <w:lvlText w:val=""/>
+      <w:lvlJc w:val="left"/>
+      <w:pPr>
+        <w:tabs>
+          <w:tab w:val="num" w:pos="5040"/>
+        </w:tabs>
+        <w:ind w:left="5040" w:hanging="360"/>
+      </w:pPr>
+      <w:rPr>
+        <w:rFonts w:ascii="Wingdings" w:hAnsi="Wingdings" w:hint="default"/>
+        <w:sz w:val="20"/>
+      </w:rPr>
+    </w:lvl>
+    <w:lvl w:ilvl="7" w:tentative="1">
+      <w:start w:val="1"/>
+      <w:numFmt w:val="bullet"/>
+      <w:lvlText w:val=""/>
+      <w:lvlJc w:val="left"/>
+      <w:pPr>
+        <w:tabs>
+          <w:tab w:val="num" w:pos="5760"/>
+        </w:tabs>
+        <w:ind w:left="5760" w:hanging="360"/>
+      </w:pPr>
+      <w:rPr>
+        <w:rFonts w:ascii="Wingdings" w:hAnsi="Wingdings" w:hint="default"/>
+        <w:sz w:val="20"/>
+      </w:rPr>
+    </w:lvl>
+    <w:lvl w:ilvl="8" w:tentative="1">
+      <w:start w:val="1"/>
+      <w:numFmt w:val="bullet"/>
+      <w:lvlText w:val=""/>
+      <w:lvlJc w:val="left"/>
+      <w:pPr>
+        <w:tabs>
+          <w:tab w:val="num" w:pos="6480"/>
+        </w:tabs>
+        <w:ind w:left="6480" w:hanging="360"/>
+      </w:pPr>
+      <w:rPr>
+        <w:rFonts w:ascii="Wingdings" w:hAnsi="Wingdings" w:hint="default"/>
+        <w:sz w:val="20"/>
+      </w:rPr>
+    </w:lvl>
+  </w:abstractNum>
+  <w:abstractNum w:abstractNumId="8" w15:restartNumberingAfterBreak="0">
     <w:nsid w:val="36B32137"/>
     <w:multiLevelType w:val="multilevel"/>
     <w:tmpl w:val="DE68C7C6"/>
@@ -1960,7 +4138,7 @@
       </w:rPr>
     </w:lvl>
   </w:abstractNum>
-  <w:abstractNum w:abstractNumId="5" w15:restartNumberingAfterBreak="0">
+  <w:abstractNum w:abstractNumId="9" w15:restartNumberingAfterBreak="0">
     <w:nsid w:val="387526B3"/>
     <w:multiLevelType w:val="multilevel"/>
     <w:tmpl w:val="92542F48"/>
@@ -2073,7 +4251,1199 @@
       </w:pPr>
     </w:lvl>
   </w:abstractNum>
-  <w:abstractNum w:abstractNumId="6" w15:restartNumberingAfterBreak="0">
+  <w:abstractNum w:abstractNumId="10" w15:restartNumberingAfterBreak="0">
+    <w:nsid w:val="418541B3"/>
+    <w:multiLevelType w:val="multilevel"/>
+    <w:tmpl w:val="52503E04"/>
+    <w:lvl w:ilvl="0">
+      <w:start w:val="1"/>
+      <w:numFmt w:val="bullet"/>
+      <w:lvlText w:val=""/>
+      <w:lvlJc w:val="left"/>
+      <w:pPr>
+        <w:tabs>
+          <w:tab w:val="num" w:pos="720"/>
+        </w:tabs>
+        <w:ind w:left="720" w:hanging="360"/>
+      </w:pPr>
+      <w:rPr>
+        <w:rFonts w:ascii="Symbol" w:hAnsi="Symbol" w:hint="default"/>
+        <w:sz w:val="20"/>
+      </w:rPr>
+    </w:lvl>
+    <w:lvl w:ilvl="1" w:tentative="1">
+      <w:start w:val="1"/>
+      <w:numFmt w:val="bullet"/>
+      <w:lvlText w:val="o"/>
+      <w:lvlJc w:val="left"/>
+      <w:pPr>
+        <w:tabs>
+          <w:tab w:val="num" w:pos="1440"/>
+        </w:tabs>
+        <w:ind w:left="1440" w:hanging="360"/>
+      </w:pPr>
+      <w:rPr>
+        <w:rFonts w:ascii="Courier New" w:hAnsi="Courier New" w:hint="default"/>
+        <w:sz w:val="20"/>
+      </w:rPr>
+    </w:lvl>
+    <w:lvl w:ilvl="2" w:tentative="1">
+      <w:start w:val="1"/>
+      <w:numFmt w:val="bullet"/>
+      <w:lvlText w:val=""/>
+      <w:lvlJc w:val="left"/>
+      <w:pPr>
+        <w:tabs>
+          <w:tab w:val="num" w:pos="2160"/>
+        </w:tabs>
+        <w:ind w:left="2160" w:hanging="360"/>
+      </w:pPr>
+      <w:rPr>
+        <w:rFonts w:ascii="Wingdings" w:hAnsi="Wingdings" w:hint="default"/>
+        <w:sz w:val="20"/>
+      </w:rPr>
+    </w:lvl>
+    <w:lvl w:ilvl="3" w:tentative="1">
+      <w:start w:val="1"/>
+      <w:numFmt w:val="bullet"/>
+      <w:lvlText w:val=""/>
+      <w:lvlJc w:val="left"/>
+      <w:pPr>
+        <w:tabs>
+          <w:tab w:val="num" w:pos="2880"/>
+        </w:tabs>
+        <w:ind w:left="2880" w:hanging="360"/>
+      </w:pPr>
+      <w:rPr>
+        <w:rFonts w:ascii="Wingdings" w:hAnsi="Wingdings" w:hint="default"/>
+        <w:sz w:val="20"/>
+      </w:rPr>
+    </w:lvl>
+    <w:lvl w:ilvl="4" w:tentative="1">
+      <w:start w:val="1"/>
+      <w:numFmt w:val="bullet"/>
+      <w:lvlText w:val=""/>
+      <w:lvlJc w:val="left"/>
+      <w:pPr>
+        <w:tabs>
+          <w:tab w:val="num" w:pos="3600"/>
+        </w:tabs>
+        <w:ind w:left="3600" w:hanging="360"/>
+      </w:pPr>
+      <w:rPr>
+        <w:rFonts w:ascii="Wingdings" w:hAnsi="Wingdings" w:hint="default"/>
+        <w:sz w:val="20"/>
+      </w:rPr>
+    </w:lvl>
+    <w:lvl w:ilvl="5" w:tentative="1">
+      <w:start w:val="1"/>
+      <w:numFmt w:val="bullet"/>
+      <w:lvlText w:val=""/>
+      <w:lvlJc w:val="left"/>
+      <w:pPr>
+        <w:tabs>
+          <w:tab w:val="num" w:pos="4320"/>
+        </w:tabs>
+        <w:ind w:left="4320" w:hanging="360"/>
+      </w:pPr>
+      <w:rPr>
+        <w:rFonts w:ascii="Wingdings" w:hAnsi="Wingdings" w:hint="default"/>
+        <w:sz w:val="20"/>
+      </w:rPr>
+    </w:lvl>
+    <w:lvl w:ilvl="6" w:tentative="1">
+      <w:start w:val="1"/>
+      <w:numFmt w:val="bullet"/>
+      <w:lvlText w:val=""/>
+      <w:lvlJc w:val="left"/>
+      <w:pPr>
+        <w:tabs>
+          <w:tab w:val="num" w:pos="5040"/>
+        </w:tabs>
+        <w:ind w:left="5040" w:hanging="360"/>
+      </w:pPr>
+      <w:rPr>
+        <w:rFonts w:ascii="Wingdings" w:hAnsi="Wingdings" w:hint="default"/>
+        <w:sz w:val="20"/>
+      </w:rPr>
+    </w:lvl>
+    <w:lvl w:ilvl="7" w:tentative="1">
+      <w:start w:val="1"/>
+      <w:numFmt w:val="bullet"/>
+      <w:lvlText w:val=""/>
+      <w:lvlJc w:val="left"/>
+      <w:pPr>
+        <w:tabs>
+          <w:tab w:val="num" w:pos="5760"/>
+        </w:tabs>
+        <w:ind w:left="5760" w:hanging="360"/>
+      </w:pPr>
+      <w:rPr>
+        <w:rFonts w:ascii="Wingdings" w:hAnsi="Wingdings" w:hint="default"/>
+        <w:sz w:val="20"/>
+      </w:rPr>
+    </w:lvl>
+    <w:lvl w:ilvl="8" w:tentative="1">
+      <w:start w:val="1"/>
+      <w:numFmt w:val="bullet"/>
+      <w:lvlText w:val=""/>
+      <w:lvlJc w:val="left"/>
+      <w:pPr>
+        <w:tabs>
+          <w:tab w:val="num" w:pos="6480"/>
+        </w:tabs>
+        <w:ind w:left="6480" w:hanging="360"/>
+      </w:pPr>
+      <w:rPr>
+        <w:rFonts w:ascii="Wingdings" w:hAnsi="Wingdings" w:hint="default"/>
+        <w:sz w:val="20"/>
+      </w:rPr>
+    </w:lvl>
+  </w:abstractNum>
+  <w:abstractNum w:abstractNumId="11" w15:restartNumberingAfterBreak="0">
+    <w:nsid w:val="448146B1"/>
+    <w:multiLevelType w:val="multilevel"/>
+    <w:tmpl w:val="8210200C"/>
+    <w:lvl w:ilvl="0">
+      <w:start w:val="1"/>
+      <w:numFmt w:val="bullet"/>
+      <w:lvlText w:val=""/>
+      <w:lvlJc w:val="left"/>
+      <w:pPr>
+        <w:tabs>
+          <w:tab w:val="num" w:pos="720"/>
+        </w:tabs>
+        <w:ind w:left="720" w:hanging="360"/>
+      </w:pPr>
+      <w:rPr>
+        <w:rFonts w:ascii="Symbol" w:hAnsi="Symbol" w:hint="default"/>
+        <w:sz w:val="20"/>
+      </w:rPr>
+    </w:lvl>
+    <w:lvl w:ilvl="1" w:tentative="1">
+      <w:start w:val="1"/>
+      <w:numFmt w:val="bullet"/>
+      <w:lvlText w:val="o"/>
+      <w:lvlJc w:val="left"/>
+      <w:pPr>
+        <w:tabs>
+          <w:tab w:val="num" w:pos="1440"/>
+        </w:tabs>
+        <w:ind w:left="1440" w:hanging="360"/>
+      </w:pPr>
+      <w:rPr>
+        <w:rFonts w:ascii="Courier New" w:hAnsi="Courier New" w:hint="default"/>
+        <w:sz w:val="20"/>
+      </w:rPr>
+    </w:lvl>
+    <w:lvl w:ilvl="2" w:tentative="1">
+      <w:start w:val="1"/>
+      <w:numFmt w:val="bullet"/>
+      <w:lvlText w:val=""/>
+      <w:lvlJc w:val="left"/>
+      <w:pPr>
+        <w:tabs>
+          <w:tab w:val="num" w:pos="2160"/>
+        </w:tabs>
+        <w:ind w:left="2160" w:hanging="360"/>
+      </w:pPr>
+      <w:rPr>
+        <w:rFonts w:ascii="Wingdings" w:hAnsi="Wingdings" w:hint="default"/>
+        <w:sz w:val="20"/>
+      </w:rPr>
+    </w:lvl>
+    <w:lvl w:ilvl="3" w:tentative="1">
+      <w:start w:val="1"/>
+      <w:numFmt w:val="bullet"/>
+      <w:lvlText w:val=""/>
+      <w:lvlJc w:val="left"/>
+      <w:pPr>
+        <w:tabs>
+          <w:tab w:val="num" w:pos="2880"/>
+        </w:tabs>
+        <w:ind w:left="2880" w:hanging="360"/>
+      </w:pPr>
+      <w:rPr>
+        <w:rFonts w:ascii="Wingdings" w:hAnsi="Wingdings" w:hint="default"/>
+        <w:sz w:val="20"/>
+      </w:rPr>
+    </w:lvl>
+    <w:lvl w:ilvl="4" w:tentative="1">
+      <w:start w:val="1"/>
+      <w:numFmt w:val="bullet"/>
+      <w:lvlText w:val=""/>
+      <w:lvlJc w:val="left"/>
+      <w:pPr>
+        <w:tabs>
+          <w:tab w:val="num" w:pos="3600"/>
+        </w:tabs>
+        <w:ind w:left="3600" w:hanging="360"/>
+      </w:pPr>
+      <w:rPr>
+        <w:rFonts w:ascii="Wingdings" w:hAnsi="Wingdings" w:hint="default"/>
+        <w:sz w:val="20"/>
+      </w:rPr>
+    </w:lvl>
+    <w:lvl w:ilvl="5" w:tentative="1">
+      <w:start w:val="1"/>
+      <w:numFmt w:val="bullet"/>
+      <w:lvlText w:val=""/>
+      <w:lvlJc w:val="left"/>
+      <w:pPr>
+        <w:tabs>
+          <w:tab w:val="num" w:pos="4320"/>
+        </w:tabs>
+        <w:ind w:left="4320" w:hanging="360"/>
+      </w:pPr>
+      <w:rPr>
+        <w:rFonts w:ascii="Wingdings" w:hAnsi="Wingdings" w:hint="default"/>
+        <w:sz w:val="20"/>
+      </w:rPr>
+    </w:lvl>
+    <w:lvl w:ilvl="6" w:tentative="1">
+      <w:start w:val="1"/>
+      <w:numFmt w:val="bullet"/>
+      <w:lvlText w:val=""/>
+      <w:lvlJc w:val="left"/>
+      <w:pPr>
+        <w:tabs>
+          <w:tab w:val="num" w:pos="5040"/>
+        </w:tabs>
+        <w:ind w:left="5040" w:hanging="360"/>
+      </w:pPr>
+      <w:rPr>
+        <w:rFonts w:ascii="Wingdings" w:hAnsi="Wingdings" w:hint="default"/>
+        <w:sz w:val="20"/>
+      </w:rPr>
+    </w:lvl>
+    <w:lvl w:ilvl="7" w:tentative="1">
+      <w:start w:val="1"/>
+      <w:numFmt w:val="bullet"/>
+      <w:lvlText w:val=""/>
+      <w:lvlJc w:val="left"/>
+      <w:pPr>
+        <w:tabs>
+          <w:tab w:val="num" w:pos="5760"/>
+        </w:tabs>
+        <w:ind w:left="5760" w:hanging="360"/>
+      </w:pPr>
+      <w:rPr>
+        <w:rFonts w:ascii="Wingdings" w:hAnsi="Wingdings" w:hint="default"/>
+        <w:sz w:val="20"/>
+      </w:rPr>
+    </w:lvl>
+    <w:lvl w:ilvl="8" w:tentative="1">
+      <w:start w:val="1"/>
+      <w:numFmt w:val="bullet"/>
+      <w:lvlText w:val=""/>
+      <w:lvlJc w:val="left"/>
+      <w:pPr>
+        <w:tabs>
+          <w:tab w:val="num" w:pos="6480"/>
+        </w:tabs>
+        <w:ind w:left="6480" w:hanging="360"/>
+      </w:pPr>
+      <w:rPr>
+        <w:rFonts w:ascii="Wingdings" w:hAnsi="Wingdings" w:hint="default"/>
+        <w:sz w:val="20"/>
+      </w:rPr>
+    </w:lvl>
+  </w:abstractNum>
+  <w:abstractNum w:abstractNumId="12" w15:restartNumberingAfterBreak="0">
+    <w:nsid w:val="469D3554"/>
+    <w:multiLevelType w:val="multilevel"/>
+    <w:tmpl w:val="23108906"/>
+    <w:lvl w:ilvl="0">
+      <w:start w:val="1"/>
+      <w:numFmt w:val="bullet"/>
+      <w:lvlText w:val=""/>
+      <w:lvlJc w:val="left"/>
+      <w:pPr>
+        <w:tabs>
+          <w:tab w:val="num" w:pos="720"/>
+        </w:tabs>
+        <w:ind w:left="720" w:hanging="360"/>
+      </w:pPr>
+      <w:rPr>
+        <w:rFonts w:ascii="Symbol" w:hAnsi="Symbol" w:hint="default"/>
+        <w:sz w:val="20"/>
+      </w:rPr>
+    </w:lvl>
+    <w:lvl w:ilvl="1" w:tentative="1">
+      <w:start w:val="1"/>
+      <w:numFmt w:val="bullet"/>
+      <w:lvlText w:val="o"/>
+      <w:lvlJc w:val="left"/>
+      <w:pPr>
+        <w:tabs>
+          <w:tab w:val="num" w:pos="1440"/>
+        </w:tabs>
+        <w:ind w:left="1440" w:hanging="360"/>
+      </w:pPr>
+      <w:rPr>
+        <w:rFonts w:ascii="Courier New" w:hAnsi="Courier New" w:hint="default"/>
+        <w:sz w:val="20"/>
+      </w:rPr>
+    </w:lvl>
+    <w:lvl w:ilvl="2" w:tentative="1">
+      <w:start w:val="1"/>
+      <w:numFmt w:val="bullet"/>
+      <w:lvlText w:val=""/>
+      <w:lvlJc w:val="left"/>
+      <w:pPr>
+        <w:tabs>
+          <w:tab w:val="num" w:pos="2160"/>
+        </w:tabs>
+        <w:ind w:left="2160" w:hanging="360"/>
+      </w:pPr>
+      <w:rPr>
+        <w:rFonts w:ascii="Wingdings" w:hAnsi="Wingdings" w:hint="default"/>
+        <w:sz w:val="20"/>
+      </w:rPr>
+    </w:lvl>
+    <w:lvl w:ilvl="3" w:tentative="1">
+      <w:start w:val="1"/>
+      <w:numFmt w:val="bullet"/>
+      <w:lvlText w:val=""/>
+      <w:lvlJc w:val="left"/>
+      <w:pPr>
+        <w:tabs>
+          <w:tab w:val="num" w:pos="2880"/>
+        </w:tabs>
+        <w:ind w:left="2880" w:hanging="360"/>
+      </w:pPr>
+      <w:rPr>
+        <w:rFonts w:ascii="Wingdings" w:hAnsi="Wingdings" w:hint="default"/>
+        <w:sz w:val="20"/>
+      </w:rPr>
+    </w:lvl>
+    <w:lvl w:ilvl="4" w:tentative="1">
+      <w:start w:val="1"/>
+      <w:numFmt w:val="bullet"/>
+      <w:lvlText w:val=""/>
+      <w:lvlJc w:val="left"/>
+      <w:pPr>
+        <w:tabs>
+          <w:tab w:val="num" w:pos="3600"/>
+        </w:tabs>
+        <w:ind w:left="3600" w:hanging="360"/>
+      </w:pPr>
+      <w:rPr>
+        <w:rFonts w:ascii="Wingdings" w:hAnsi="Wingdings" w:hint="default"/>
+        <w:sz w:val="20"/>
+      </w:rPr>
+    </w:lvl>
+    <w:lvl w:ilvl="5" w:tentative="1">
+      <w:start w:val="1"/>
+      <w:numFmt w:val="bullet"/>
+      <w:lvlText w:val=""/>
+      <w:lvlJc w:val="left"/>
+      <w:pPr>
+        <w:tabs>
+          <w:tab w:val="num" w:pos="4320"/>
+        </w:tabs>
+        <w:ind w:left="4320" w:hanging="360"/>
+      </w:pPr>
+      <w:rPr>
+        <w:rFonts w:ascii="Wingdings" w:hAnsi="Wingdings" w:hint="default"/>
+        <w:sz w:val="20"/>
+      </w:rPr>
+    </w:lvl>
+    <w:lvl w:ilvl="6" w:tentative="1">
+      <w:start w:val="1"/>
+      <w:numFmt w:val="bullet"/>
+      <w:lvlText w:val=""/>
+      <w:lvlJc w:val="left"/>
+      <w:pPr>
+        <w:tabs>
+          <w:tab w:val="num" w:pos="5040"/>
+        </w:tabs>
+        <w:ind w:left="5040" w:hanging="360"/>
+      </w:pPr>
+      <w:rPr>
+        <w:rFonts w:ascii="Wingdings" w:hAnsi="Wingdings" w:hint="default"/>
+        <w:sz w:val="20"/>
+      </w:rPr>
+    </w:lvl>
+    <w:lvl w:ilvl="7" w:tentative="1">
+      <w:start w:val="1"/>
+      <w:numFmt w:val="bullet"/>
+      <w:lvlText w:val=""/>
+      <w:lvlJc w:val="left"/>
+      <w:pPr>
+        <w:tabs>
+          <w:tab w:val="num" w:pos="5760"/>
+        </w:tabs>
+        <w:ind w:left="5760" w:hanging="360"/>
+      </w:pPr>
+      <w:rPr>
+        <w:rFonts w:ascii="Wingdings" w:hAnsi="Wingdings" w:hint="default"/>
+        <w:sz w:val="20"/>
+      </w:rPr>
+    </w:lvl>
+    <w:lvl w:ilvl="8" w:tentative="1">
+      <w:start w:val="1"/>
+      <w:numFmt w:val="bullet"/>
+      <w:lvlText w:val=""/>
+      <w:lvlJc w:val="left"/>
+      <w:pPr>
+        <w:tabs>
+          <w:tab w:val="num" w:pos="6480"/>
+        </w:tabs>
+        <w:ind w:left="6480" w:hanging="360"/>
+      </w:pPr>
+      <w:rPr>
+        <w:rFonts w:ascii="Wingdings" w:hAnsi="Wingdings" w:hint="default"/>
+        <w:sz w:val="20"/>
+      </w:rPr>
+    </w:lvl>
+  </w:abstractNum>
+  <w:abstractNum w:abstractNumId="13" w15:restartNumberingAfterBreak="0">
+    <w:nsid w:val="48D96266"/>
+    <w:multiLevelType w:val="multilevel"/>
+    <w:tmpl w:val="69A09FA8"/>
+    <w:lvl w:ilvl="0">
+      <w:start w:val="1"/>
+      <w:numFmt w:val="bullet"/>
+      <w:lvlText w:val=""/>
+      <w:lvlJc w:val="left"/>
+      <w:pPr>
+        <w:tabs>
+          <w:tab w:val="num" w:pos="720"/>
+        </w:tabs>
+        <w:ind w:left="720" w:hanging="360"/>
+      </w:pPr>
+      <w:rPr>
+        <w:rFonts w:ascii="Symbol" w:hAnsi="Symbol" w:hint="default"/>
+        <w:sz w:val="20"/>
+      </w:rPr>
+    </w:lvl>
+    <w:lvl w:ilvl="1" w:tentative="1">
+      <w:start w:val="1"/>
+      <w:numFmt w:val="bullet"/>
+      <w:lvlText w:val="o"/>
+      <w:lvlJc w:val="left"/>
+      <w:pPr>
+        <w:tabs>
+          <w:tab w:val="num" w:pos="1440"/>
+        </w:tabs>
+        <w:ind w:left="1440" w:hanging="360"/>
+      </w:pPr>
+      <w:rPr>
+        <w:rFonts w:ascii="Courier New" w:hAnsi="Courier New" w:hint="default"/>
+        <w:sz w:val="20"/>
+      </w:rPr>
+    </w:lvl>
+    <w:lvl w:ilvl="2" w:tentative="1">
+      <w:start w:val="1"/>
+      <w:numFmt w:val="bullet"/>
+      <w:lvlText w:val=""/>
+      <w:lvlJc w:val="left"/>
+      <w:pPr>
+        <w:tabs>
+          <w:tab w:val="num" w:pos="2160"/>
+        </w:tabs>
+        <w:ind w:left="2160" w:hanging="360"/>
+      </w:pPr>
+      <w:rPr>
+        <w:rFonts w:ascii="Wingdings" w:hAnsi="Wingdings" w:hint="default"/>
+        <w:sz w:val="20"/>
+      </w:rPr>
+    </w:lvl>
+    <w:lvl w:ilvl="3" w:tentative="1">
+      <w:start w:val="1"/>
+      <w:numFmt w:val="bullet"/>
+      <w:lvlText w:val=""/>
+      <w:lvlJc w:val="left"/>
+      <w:pPr>
+        <w:tabs>
+          <w:tab w:val="num" w:pos="2880"/>
+        </w:tabs>
+        <w:ind w:left="2880" w:hanging="360"/>
+      </w:pPr>
+      <w:rPr>
+        <w:rFonts w:ascii="Wingdings" w:hAnsi="Wingdings" w:hint="default"/>
+        <w:sz w:val="20"/>
+      </w:rPr>
+    </w:lvl>
+    <w:lvl w:ilvl="4" w:tentative="1">
+      <w:start w:val="1"/>
+      <w:numFmt w:val="bullet"/>
+      <w:lvlText w:val=""/>
+      <w:lvlJc w:val="left"/>
+      <w:pPr>
+        <w:tabs>
+          <w:tab w:val="num" w:pos="3600"/>
+        </w:tabs>
+        <w:ind w:left="3600" w:hanging="360"/>
+      </w:pPr>
+      <w:rPr>
+        <w:rFonts w:ascii="Wingdings" w:hAnsi="Wingdings" w:hint="default"/>
+        <w:sz w:val="20"/>
+      </w:rPr>
+    </w:lvl>
+    <w:lvl w:ilvl="5" w:tentative="1">
+      <w:start w:val="1"/>
+      <w:numFmt w:val="bullet"/>
+      <w:lvlText w:val=""/>
+      <w:lvlJc w:val="left"/>
+      <w:pPr>
+        <w:tabs>
+          <w:tab w:val="num" w:pos="4320"/>
+        </w:tabs>
+        <w:ind w:left="4320" w:hanging="360"/>
+      </w:pPr>
+      <w:rPr>
+        <w:rFonts w:ascii="Wingdings" w:hAnsi="Wingdings" w:hint="default"/>
+        <w:sz w:val="20"/>
+      </w:rPr>
+    </w:lvl>
+    <w:lvl w:ilvl="6" w:tentative="1">
+      <w:start w:val="1"/>
+      <w:numFmt w:val="bullet"/>
+      <w:lvlText w:val=""/>
+      <w:lvlJc w:val="left"/>
+      <w:pPr>
+        <w:tabs>
+          <w:tab w:val="num" w:pos="5040"/>
+        </w:tabs>
+        <w:ind w:left="5040" w:hanging="360"/>
+      </w:pPr>
+      <w:rPr>
+        <w:rFonts w:ascii="Wingdings" w:hAnsi="Wingdings" w:hint="default"/>
+        <w:sz w:val="20"/>
+      </w:rPr>
+    </w:lvl>
+    <w:lvl w:ilvl="7" w:tentative="1">
+      <w:start w:val="1"/>
+      <w:numFmt w:val="bullet"/>
+      <w:lvlText w:val=""/>
+      <w:lvlJc w:val="left"/>
+      <w:pPr>
+        <w:tabs>
+          <w:tab w:val="num" w:pos="5760"/>
+        </w:tabs>
+        <w:ind w:left="5760" w:hanging="360"/>
+      </w:pPr>
+      <w:rPr>
+        <w:rFonts w:ascii="Wingdings" w:hAnsi="Wingdings" w:hint="default"/>
+        <w:sz w:val="20"/>
+      </w:rPr>
+    </w:lvl>
+    <w:lvl w:ilvl="8" w:tentative="1">
+      <w:start w:val="1"/>
+      <w:numFmt w:val="bullet"/>
+      <w:lvlText w:val=""/>
+      <w:lvlJc w:val="left"/>
+      <w:pPr>
+        <w:tabs>
+          <w:tab w:val="num" w:pos="6480"/>
+        </w:tabs>
+        <w:ind w:left="6480" w:hanging="360"/>
+      </w:pPr>
+      <w:rPr>
+        <w:rFonts w:ascii="Wingdings" w:hAnsi="Wingdings" w:hint="default"/>
+        <w:sz w:val="20"/>
+      </w:rPr>
+    </w:lvl>
+  </w:abstractNum>
+  <w:abstractNum w:abstractNumId="14" w15:restartNumberingAfterBreak="0">
+    <w:nsid w:val="50D417FC"/>
+    <w:multiLevelType w:val="multilevel"/>
+    <w:tmpl w:val="885CA616"/>
+    <w:lvl w:ilvl="0">
+      <w:start w:val="1"/>
+      <w:numFmt w:val="bullet"/>
+      <w:lvlText w:val=""/>
+      <w:lvlJc w:val="left"/>
+      <w:pPr>
+        <w:tabs>
+          <w:tab w:val="num" w:pos="720"/>
+        </w:tabs>
+        <w:ind w:left="720" w:hanging="360"/>
+      </w:pPr>
+      <w:rPr>
+        <w:rFonts w:ascii="Symbol" w:hAnsi="Symbol" w:hint="default"/>
+        <w:sz w:val="20"/>
+      </w:rPr>
+    </w:lvl>
+    <w:lvl w:ilvl="1" w:tentative="1">
+      <w:start w:val="1"/>
+      <w:numFmt w:val="bullet"/>
+      <w:lvlText w:val="o"/>
+      <w:lvlJc w:val="left"/>
+      <w:pPr>
+        <w:tabs>
+          <w:tab w:val="num" w:pos="1440"/>
+        </w:tabs>
+        <w:ind w:left="1440" w:hanging="360"/>
+      </w:pPr>
+      <w:rPr>
+        <w:rFonts w:ascii="Courier New" w:hAnsi="Courier New" w:hint="default"/>
+        <w:sz w:val="20"/>
+      </w:rPr>
+    </w:lvl>
+    <w:lvl w:ilvl="2" w:tentative="1">
+      <w:start w:val="1"/>
+      <w:numFmt w:val="bullet"/>
+      <w:lvlText w:val=""/>
+      <w:lvlJc w:val="left"/>
+      <w:pPr>
+        <w:tabs>
+          <w:tab w:val="num" w:pos="2160"/>
+        </w:tabs>
+        <w:ind w:left="2160" w:hanging="360"/>
+      </w:pPr>
+      <w:rPr>
+        <w:rFonts w:ascii="Wingdings" w:hAnsi="Wingdings" w:hint="default"/>
+        <w:sz w:val="20"/>
+      </w:rPr>
+    </w:lvl>
+    <w:lvl w:ilvl="3" w:tentative="1">
+      <w:start w:val="1"/>
+      <w:numFmt w:val="bullet"/>
+      <w:lvlText w:val=""/>
+      <w:lvlJc w:val="left"/>
+      <w:pPr>
+        <w:tabs>
+          <w:tab w:val="num" w:pos="2880"/>
+        </w:tabs>
+        <w:ind w:left="2880" w:hanging="360"/>
+      </w:pPr>
+      <w:rPr>
+        <w:rFonts w:ascii="Wingdings" w:hAnsi="Wingdings" w:hint="default"/>
+        <w:sz w:val="20"/>
+      </w:rPr>
+    </w:lvl>
+    <w:lvl w:ilvl="4" w:tentative="1">
+      <w:start w:val="1"/>
+      <w:numFmt w:val="bullet"/>
+      <w:lvlText w:val=""/>
+      <w:lvlJc w:val="left"/>
+      <w:pPr>
+        <w:tabs>
+          <w:tab w:val="num" w:pos="3600"/>
+        </w:tabs>
+        <w:ind w:left="3600" w:hanging="360"/>
+      </w:pPr>
+      <w:rPr>
+        <w:rFonts w:ascii="Wingdings" w:hAnsi="Wingdings" w:hint="default"/>
+        <w:sz w:val="20"/>
+      </w:rPr>
+    </w:lvl>
+    <w:lvl w:ilvl="5" w:tentative="1">
+      <w:start w:val="1"/>
+      <w:numFmt w:val="bullet"/>
+      <w:lvlText w:val=""/>
+      <w:lvlJc w:val="left"/>
+      <w:pPr>
+        <w:tabs>
+          <w:tab w:val="num" w:pos="4320"/>
+        </w:tabs>
+        <w:ind w:left="4320" w:hanging="360"/>
+      </w:pPr>
+      <w:rPr>
+        <w:rFonts w:ascii="Wingdings" w:hAnsi="Wingdings" w:hint="default"/>
+        <w:sz w:val="20"/>
+      </w:rPr>
+    </w:lvl>
+    <w:lvl w:ilvl="6" w:tentative="1">
+      <w:start w:val="1"/>
+      <w:numFmt w:val="bullet"/>
+      <w:lvlText w:val=""/>
+      <w:lvlJc w:val="left"/>
+      <w:pPr>
+        <w:tabs>
+          <w:tab w:val="num" w:pos="5040"/>
+        </w:tabs>
+        <w:ind w:left="5040" w:hanging="360"/>
+      </w:pPr>
+      <w:rPr>
+        <w:rFonts w:ascii="Wingdings" w:hAnsi="Wingdings" w:hint="default"/>
+        <w:sz w:val="20"/>
+      </w:rPr>
+    </w:lvl>
+    <w:lvl w:ilvl="7" w:tentative="1">
+      <w:start w:val="1"/>
+      <w:numFmt w:val="bullet"/>
+      <w:lvlText w:val=""/>
+      <w:lvlJc w:val="left"/>
+      <w:pPr>
+        <w:tabs>
+          <w:tab w:val="num" w:pos="5760"/>
+        </w:tabs>
+        <w:ind w:left="5760" w:hanging="360"/>
+      </w:pPr>
+      <w:rPr>
+        <w:rFonts w:ascii="Wingdings" w:hAnsi="Wingdings" w:hint="default"/>
+        <w:sz w:val="20"/>
+      </w:rPr>
+    </w:lvl>
+    <w:lvl w:ilvl="8" w:tentative="1">
+      <w:start w:val="1"/>
+      <w:numFmt w:val="bullet"/>
+      <w:lvlText w:val=""/>
+      <w:lvlJc w:val="left"/>
+      <w:pPr>
+        <w:tabs>
+          <w:tab w:val="num" w:pos="6480"/>
+        </w:tabs>
+        <w:ind w:left="6480" w:hanging="360"/>
+      </w:pPr>
+      <w:rPr>
+        <w:rFonts w:ascii="Wingdings" w:hAnsi="Wingdings" w:hint="default"/>
+        <w:sz w:val="20"/>
+      </w:rPr>
+    </w:lvl>
+  </w:abstractNum>
+  <w:abstractNum w:abstractNumId="15" w15:restartNumberingAfterBreak="0">
+    <w:nsid w:val="5B2D0B4F"/>
+    <w:multiLevelType w:val="multilevel"/>
+    <w:tmpl w:val="1C58A0F2"/>
+    <w:lvl w:ilvl="0">
+      <w:start w:val="1"/>
+      <w:numFmt w:val="bullet"/>
+      <w:lvlText w:val=""/>
+      <w:lvlJc w:val="left"/>
+      <w:pPr>
+        <w:tabs>
+          <w:tab w:val="num" w:pos="720"/>
+        </w:tabs>
+        <w:ind w:left="720" w:hanging="360"/>
+      </w:pPr>
+      <w:rPr>
+        <w:rFonts w:ascii="Symbol" w:hAnsi="Symbol" w:hint="default"/>
+        <w:sz w:val="20"/>
+      </w:rPr>
+    </w:lvl>
+    <w:lvl w:ilvl="1" w:tentative="1">
+      <w:start w:val="1"/>
+      <w:numFmt w:val="bullet"/>
+      <w:lvlText w:val="o"/>
+      <w:lvlJc w:val="left"/>
+      <w:pPr>
+        <w:tabs>
+          <w:tab w:val="num" w:pos="1440"/>
+        </w:tabs>
+        <w:ind w:left="1440" w:hanging="360"/>
+      </w:pPr>
+      <w:rPr>
+        <w:rFonts w:ascii="Courier New" w:hAnsi="Courier New" w:hint="default"/>
+        <w:sz w:val="20"/>
+      </w:rPr>
+    </w:lvl>
+    <w:lvl w:ilvl="2" w:tentative="1">
+      <w:start w:val="1"/>
+      <w:numFmt w:val="bullet"/>
+      <w:lvlText w:val=""/>
+      <w:lvlJc w:val="left"/>
+      <w:pPr>
+        <w:tabs>
+          <w:tab w:val="num" w:pos="2160"/>
+        </w:tabs>
+        <w:ind w:left="2160" w:hanging="360"/>
+      </w:pPr>
+      <w:rPr>
+        <w:rFonts w:ascii="Wingdings" w:hAnsi="Wingdings" w:hint="default"/>
+        <w:sz w:val="20"/>
+      </w:rPr>
+    </w:lvl>
+    <w:lvl w:ilvl="3" w:tentative="1">
+      <w:start w:val="1"/>
+      <w:numFmt w:val="bullet"/>
+      <w:lvlText w:val=""/>
+      <w:lvlJc w:val="left"/>
+      <w:pPr>
+        <w:tabs>
+          <w:tab w:val="num" w:pos="2880"/>
+        </w:tabs>
+        <w:ind w:left="2880" w:hanging="360"/>
+      </w:pPr>
+      <w:rPr>
+        <w:rFonts w:ascii="Wingdings" w:hAnsi="Wingdings" w:hint="default"/>
+        <w:sz w:val="20"/>
+      </w:rPr>
+    </w:lvl>
+    <w:lvl w:ilvl="4" w:tentative="1">
+      <w:start w:val="1"/>
+      <w:numFmt w:val="bullet"/>
+      <w:lvlText w:val=""/>
+      <w:lvlJc w:val="left"/>
+      <w:pPr>
+        <w:tabs>
+          <w:tab w:val="num" w:pos="3600"/>
+        </w:tabs>
+        <w:ind w:left="3600" w:hanging="360"/>
+      </w:pPr>
+      <w:rPr>
+        <w:rFonts w:ascii="Wingdings" w:hAnsi="Wingdings" w:hint="default"/>
+        <w:sz w:val="20"/>
+      </w:rPr>
+    </w:lvl>
+    <w:lvl w:ilvl="5" w:tentative="1">
+      <w:start w:val="1"/>
+      <w:numFmt w:val="bullet"/>
+      <w:lvlText w:val=""/>
+      <w:lvlJc w:val="left"/>
+      <w:pPr>
+        <w:tabs>
+          <w:tab w:val="num" w:pos="4320"/>
+        </w:tabs>
+        <w:ind w:left="4320" w:hanging="360"/>
+      </w:pPr>
+      <w:rPr>
+        <w:rFonts w:ascii="Wingdings" w:hAnsi="Wingdings" w:hint="default"/>
+        <w:sz w:val="20"/>
+      </w:rPr>
+    </w:lvl>
+    <w:lvl w:ilvl="6" w:tentative="1">
+      <w:start w:val="1"/>
+      <w:numFmt w:val="bullet"/>
+      <w:lvlText w:val=""/>
+      <w:lvlJc w:val="left"/>
+      <w:pPr>
+        <w:tabs>
+          <w:tab w:val="num" w:pos="5040"/>
+        </w:tabs>
+        <w:ind w:left="5040" w:hanging="360"/>
+      </w:pPr>
+      <w:rPr>
+        <w:rFonts w:ascii="Wingdings" w:hAnsi="Wingdings" w:hint="default"/>
+        <w:sz w:val="20"/>
+      </w:rPr>
+    </w:lvl>
+    <w:lvl w:ilvl="7" w:tentative="1">
+      <w:start w:val="1"/>
+      <w:numFmt w:val="bullet"/>
+      <w:lvlText w:val=""/>
+      <w:lvlJc w:val="left"/>
+      <w:pPr>
+        <w:tabs>
+          <w:tab w:val="num" w:pos="5760"/>
+        </w:tabs>
+        <w:ind w:left="5760" w:hanging="360"/>
+      </w:pPr>
+      <w:rPr>
+        <w:rFonts w:ascii="Wingdings" w:hAnsi="Wingdings" w:hint="default"/>
+        <w:sz w:val="20"/>
+      </w:rPr>
+    </w:lvl>
+    <w:lvl w:ilvl="8" w:tentative="1">
+      <w:start w:val="1"/>
+      <w:numFmt w:val="bullet"/>
+      <w:lvlText w:val=""/>
+      <w:lvlJc w:val="left"/>
+      <w:pPr>
+        <w:tabs>
+          <w:tab w:val="num" w:pos="6480"/>
+        </w:tabs>
+        <w:ind w:left="6480" w:hanging="360"/>
+      </w:pPr>
+      <w:rPr>
+        <w:rFonts w:ascii="Wingdings" w:hAnsi="Wingdings" w:hint="default"/>
+        <w:sz w:val="20"/>
+      </w:rPr>
+    </w:lvl>
+  </w:abstractNum>
+  <w:abstractNum w:abstractNumId="16" w15:restartNumberingAfterBreak="0">
+    <w:nsid w:val="6816604F"/>
+    <w:multiLevelType w:val="multilevel"/>
+    <w:tmpl w:val="FB8CB696"/>
+    <w:lvl w:ilvl="0">
+      <w:start w:val="1"/>
+      <w:numFmt w:val="bullet"/>
+      <w:lvlText w:val=""/>
+      <w:lvlJc w:val="left"/>
+      <w:pPr>
+        <w:tabs>
+          <w:tab w:val="num" w:pos="720"/>
+        </w:tabs>
+        <w:ind w:left="720" w:hanging="360"/>
+      </w:pPr>
+      <w:rPr>
+        <w:rFonts w:ascii="Symbol" w:hAnsi="Symbol" w:hint="default"/>
+        <w:sz w:val="20"/>
+      </w:rPr>
+    </w:lvl>
+    <w:lvl w:ilvl="1" w:tentative="1">
+      <w:start w:val="1"/>
+      <w:numFmt w:val="bullet"/>
+      <w:lvlText w:val="o"/>
+      <w:lvlJc w:val="left"/>
+      <w:pPr>
+        <w:tabs>
+          <w:tab w:val="num" w:pos="1440"/>
+        </w:tabs>
+        <w:ind w:left="1440" w:hanging="360"/>
+      </w:pPr>
+      <w:rPr>
+        <w:rFonts w:ascii="Courier New" w:hAnsi="Courier New" w:hint="default"/>
+        <w:sz w:val="20"/>
+      </w:rPr>
+    </w:lvl>
+    <w:lvl w:ilvl="2" w:tentative="1">
+      <w:start w:val="1"/>
+      <w:numFmt w:val="bullet"/>
+      <w:lvlText w:val=""/>
+      <w:lvlJc w:val="left"/>
+      <w:pPr>
+        <w:tabs>
+          <w:tab w:val="num" w:pos="2160"/>
+        </w:tabs>
+        <w:ind w:left="2160" w:hanging="360"/>
+      </w:pPr>
+      <w:rPr>
+        <w:rFonts w:ascii="Wingdings" w:hAnsi="Wingdings" w:hint="default"/>
+        <w:sz w:val="20"/>
+      </w:rPr>
+    </w:lvl>
+    <w:lvl w:ilvl="3" w:tentative="1">
+      <w:start w:val="1"/>
+      <w:numFmt w:val="bullet"/>
+      <w:lvlText w:val=""/>
+      <w:lvlJc w:val="left"/>
+      <w:pPr>
+        <w:tabs>
+          <w:tab w:val="num" w:pos="2880"/>
+        </w:tabs>
+        <w:ind w:left="2880" w:hanging="360"/>
+      </w:pPr>
+      <w:rPr>
+        <w:rFonts w:ascii="Wingdings" w:hAnsi="Wingdings" w:hint="default"/>
+        <w:sz w:val="20"/>
+      </w:rPr>
+    </w:lvl>
+    <w:lvl w:ilvl="4" w:tentative="1">
+      <w:start w:val="1"/>
+      <w:numFmt w:val="bullet"/>
+      <w:lvlText w:val=""/>
+      <w:lvlJc w:val="left"/>
+      <w:pPr>
+        <w:tabs>
+          <w:tab w:val="num" w:pos="3600"/>
+        </w:tabs>
+        <w:ind w:left="3600" w:hanging="360"/>
+      </w:pPr>
+      <w:rPr>
+        <w:rFonts w:ascii="Wingdings" w:hAnsi="Wingdings" w:hint="default"/>
+        <w:sz w:val="20"/>
+      </w:rPr>
+    </w:lvl>
+    <w:lvl w:ilvl="5" w:tentative="1">
+      <w:start w:val="1"/>
+      <w:numFmt w:val="bullet"/>
+      <w:lvlText w:val=""/>
+      <w:lvlJc w:val="left"/>
+      <w:pPr>
+        <w:tabs>
+          <w:tab w:val="num" w:pos="4320"/>
+        </w:tabs>
+        <w:ind w:left="4320" w:hanging="360"/>
+      </w:pPr>
+      <w:rPr>
+        <w:rFonts w:ascii="Wingdings" w:hAnsi="Wingdings" w:hint="default"/>
+        <w:sz w:val="20"/>
+      </w:rPr>
+    </w:lvl>
+    <w:lvl w:ilvl="6" w:tentative="1">
+      <w:start w:val="1"/>
+      <w:numFmt w:val="bullet"/>
+      <w:lvlText w:val=""/>
+      <w:lvlJc w:val="left"/>
+      <w:pPr>
+        <w:tabs>
+          <w:tab w:val="num" w:pos="5040"/>
+        </w:tabs>
+        <w:ind w:left="5040" w:hanging="360"/>
+      </w:pPr>
+      <w:rPr>
+        <w:rFonts w:ascii="Wingdings" w:hAnsi="Wingdings" w:hint="default"/>
+        <w:sz w:val="20"/>
+      </w:rPr>
+    </w:lvl>
+    <w:lvl w:ilvl="7" w:tentative="1">
+      <w:start w:val="1"/>
+      <w:numFmt w:val="bullet"/>
+      <w:lvlText w:val=""/>
+      <w:lvlJc w:val="left"/>
+      <w:pPr>
+        <w:tabs>
+          <w:tab w:val="num" w:pos="5760"/>
+        </w:tabs>
+        <w:ind w:left="5760" w:hanging="360"/>
+      </w:pPr>
+      <w:rPr>
+        <w:rFonts w:ascii="Wingdings" w:hAnsi="Wingdings" w:hint="default"/>
+        <w:sz w:val="20"/>
+      </w:rPr>
+    </w:lvl>
+    <w:lvl w:ilvl="8" w:tentative="1">
+      <w:start w:val="1"/>
+      <w:numFmt w:val="bullet"/>
+      <w:lvlText w:val=""/>
+      <w:lvlJc w:val="left"/>
+      <w:pPr>
+        <w:tabs>
+          <w:tab w:val="num" w:pos="6480"/>
+        </w:tabs>
+        <w:ind w:left="6480" w:hanging="360"/>
+      </w:pPr>
+      <w:rPr>
+        <w:rFonts w:ascii="Wingdings" w:hAnsi="Wingdings" w:hint="default"/>
+        <w:sz w:val="20"/>
+      </w:rPr>
+    </w:lvl>
+  </w:abstractNum>
+  <w:abstractNum w:abstractNumId="17" w15:restartNumberingAfterBreak="0">
+    <w:nsid w:val="6A255E6D"/>
+    <w:multiLevelType w:val="multilevel"/>
+    <w:tmpl w:val="9CDE92F6"/>
+    <w:lvl w:ilvl="0">
+      <w:start w:val="1"/>
+      <w:numFmt w:val="bullet"/>
+      <w:lvlText w:val=""/>
+      <w:lvlJc w:val="left"/>
+      <w:pPr>
+        <w:tabs>
+          <w:tab w:val="num" w:pos="720"/>
+        </w:tabs>
+        <w:ind w:left="720" w:hanging="360"/>
+      </w:pPr>
+      <w:rPr>
+        <w:rFonts w:ascii="Symbol" w:hAnsi="Symbol" w:hint="default"/>
+        <w:sz w:val="20"/>
+      </w:rPr>
+    </w:lvl>
+    <w:lvl w:ilvl="1" w:tentative="1">
+      <w:start w:val="1"/>
+      <w:numFmt w:val="bullet"/>
+      <w:lvlText w:val="o"/>
+      <w:lvlJc w:val="left"/>
+      <w:pPr>
+        <w:tabs>
+          <w:tab w:val="num" w:pos="1440"/>
+        </w:tabs>
+        <w:ind w:left="1440" w:hanging="360"/>
+      </w:pPr>
+      <w:rPr>
+        <w:rFonts w:ascii="Courier New" w:hAnsi="Courier New" w:hint="default"/>
+        <w:sz w:val="20"/>
+      </w:rPr>
+    </w:lvl>
+    <w:lvl w:ilvl="2" w:tentative="1">
+      <w:start w:val="1"/>
+      <w:numFmt w:val="bullet"/>
+      <w:lvlText w:val=""/>
+      <w:lvlJc w:val="left"/>
+      <w:pPr>
+        <w:tabs>
+          <w:tab w:val="num" w:pos="2160"/>
+        </w:tabs>
+        <w:ind w:left="2160" w:hanging="360"/>
+      </w:pPr>
+      <w:rPr>
+        <w:rFonts w:ascii="Wingdings" w:hAnsi="Wingdings" w:hint="default"/>
+        <w:sz w:val="20"/>
+      </w:rPr>
+    </w:lvl>
+    <w:lvl w:ilvl="3" w:tentative="1">
+      <w:start w:val="1"/>
+      <w:numFmt w:val="bullet"/>
+      <w:lvlText w:val=""/>
+      <w:lvlJc w:val="left"/>
+      <w:pPr>
+        <w:tabs>
+          <w:tab w:val="num" w:pos="2880"/>
+        </w:tabs>
+        <w:ind w:left="2880" w:hanging="360"/>
+      </w:pPr>
+      <w:rPr>
+        <w:rFonts w:ascii="Wingdings" w:hAnsi="Wingdings" w:hint="default"/>
+        <w:sz w:val="20"/>
+      </w:rPr>
+    </w:lvl>
+    <w:lvl w:ilvl="4" w:tentative="1">
+      <w:start w:val="1"/>
+      <w:numFmt w:val="bullet"/>
+      <w:lvlText w:val=""/>
+      <w:lvlJc w:val="left"/>
+      <w:pPr>
+        <w:tabs>
+          <w:tab w:val="num" w:pos="3600"/>
+        </w:tabs>
+        <w:ind w:left="3600" w:hanging="360"/>
+      </w:pPr>
+      <w:rPr>
+        <w:rFonts w:ascii="Wingdings" w:hAnsi="Wingdings" w:hint="default"/>
+        <w:sz w:val="20"/>
+      </w:rPr>
+    </w:lvl>
+    <w:lvl w:ilvl="5" w:tentative="1">
+      <w:start w:val="1"/>
+      <w:numFmt w:val="bullet"/>
+      <w:lvlText w:val=""/>
+      <w:lvlJc w:val="left"/>
+      <w:pPr>
+        <w:tabs>
+          <w:tab w:val="num" w:pos="4320"/>
+        </w:tabs>
+        <w:ind w:left="4320" w:hanging="360"/>
+      </w:pPr>
+      <w:rPr>
+        <w:rFonts w:ascii="Wingdings" w:hAnsi="Wingdings" w:hint="default"/>
+        <w:sz w:val="20"/>
+      </w:rPr>
+    </w:lvl>
+    <w:lvl w:ilvl="6" w:tentative="1">
+      <w:start w:val="1"/>
+      <w:numFmt w:val="bullet"/>
+      <w:lvlText w:val=""/>
+      <w:lvlJc w:val="left"/>
+      <w:pPr>
+        <w:tabs>
+          <w:tab w:val="num" w:pos="5040"/>
+        </w:tabs>
+        <w:ind w:left="5040" w:hanging="360"/>
+      </w:pPr>
+      <w:rPr>
+        <w:rFonts w:ascii="Wingdings" w:hAnsi="Wingdings" w:hint="default"/>
+        <w:sz w:val="20"/>
+      </w:rPr>
+    </w:lvl>
+    <w:lvl w:ilvl="7" w:tentative="1">
+      <w:start w:val="1"/>
+      <w:numFmt w:val="bullet"/>
+      <w:lvlText w:val=""/>
+      <w:lvlJc w:val="left"/>
+      <w:pPr>
+        <w:tabs>
+          <w:tab w:val="num" w:pos="5760"/>
+        </w:tabs>
+        <w:ind w:left="5760" w:hanging="360"/>
+      </w:pPr>
+      <w:rPr>
+        <w:rFonts w:ascii="Wingdings" w:hAnsi="Wingdings" w:hint="default"/>
+        <w:sz w:val="20"/>
+      </w:rPr>
+    </w:lvl>
+    <w:lvl w:ilvl="8" w:tentative="1">
+      <w:start w:val="1"/>
+      <w:numFmt w:val="bullet"/>
+      <w:lvlText w:val=""/>
+      <w:lvlJc w:val="left"/>
+      <w:pPr>
+        <w:tabs>
+          <w:tab w:val="num" w:pos="6480"/>
+        </w:tabs>
+        <w:ind w:left="6480" w:hanging="360"/>
+      </w:pPr>
+      <w:rPr>
+        <w:rFonts w:ascii="Wingdings" w:hAnsi="Wingdings" w:hint="default"/>
+        <w:sz w:val="20"/>
+      </w:rPr>
+    </w:lvl>
+  </w:abstractNum>
+  <w:abstractNum w:abstractNumId="18" w15:restartNumberingAfterBreak="0">
     <w:nsid w:val="6D8E1D8E"/>
     <w:multiLevelType w:val="multilevel"/>
     <w:tmpl w:val="331E4DA0"/>
@@ -2226,22 +5596,58 @@
     <w:abstractNumId w:val="0"/>
   </w:num>
   <w:num w:numId="2" w16cid:durableId="25108838">
+    <w:abstractNumId w:val="3"/>
+  </w:num>
+  <w:num w:numId="3" w16cid:durableId="1386567823">
+    <w:abstractNumId w:val="6"/>
+  </w:num>
+  <w:num w:numId="4" w16cid:durableId="746465216">
+    <w:abstractNumId w:val="9"/>
+  </w:num>
+  <w:num w:numId="5" w16cid:durableId="1016036766">
+    <w:abstractNumId w:val="8"/>
+  </w:num>
+  <w:num w:numId="6" w16cid:durableId="613172178">
+    <w:abstractNumId w:val="18"/>
+  </w:num>
+  <w:num w:numId="7" w16cid:durableId="126242418">
     <w:abstractNumId w:val="2"/>
   </w:num>
-  <w:num w:numId="3" w16cid:durableId="1386567823">
-    <w:abstractNumId w:val="3"/>
+  <w:num w:numId="8" w16cid:durableId="180366291">
+    <w:abstractNumId w:val="12"/>
   </w:num>
-  <w:num w:numId="4" w16cid:durableId="746465216">
+  <w:num w:numId="9" w16cid:durableId="113602814">
+    <w:abstractNumId w:val="1"/>
+  </w:num>
+  <w:num w:numId="10" w16cid:durableId="1835754238">
+    <w:abstractNumId w:val="4"/>
+  </w:num>
+  <w:num w:numId="11" w16cid:durableId="1205678257">
+    <w:abstractNumId w:val="17"/>
+  </w:num>
+  <w:num w:numId="12" w16cid:durableId="401563555">
+    <w:abstractNumId w:val="7"/>
+  </w:num>
+  <w:num w:numId="13" w16cid:durableId="1033001724">
+    <w:abstractNumId w:val="10"/>
+  </w:num>
+  <w:num w:numId="14" w16cid:durableId="392318815">
+    <w:abstractNumId w:val="14"/>
+  </w:num>
+  <w:num w:numId="15" w16cid:durableId="1997763736">
+    <w:abstractNumId w:val="11"/>
+  </w:num>
+  <w:num w:numId="16" w16cid:durableId="452751888">
     <w:abstractNumId w:val="5"/>
   </w:num>
-  <w:num w:numId="5" w16cid:durableId="1016036766">
-    <w:abstractNumId w:val="4"/>
+  <w:num w:numId="17" w16cid:durableId="275406321">
+    <w:abstractNumId w:val="16"/>
   </w:num>
-  <w:num w:numId="6" w16cid:durableId="613172178">
-    <w:abstractNumId w:val="6"/>
+  <w:num w:numId="18" w16cid:durableId="1204100566">
+    <w:abstractNumId w:val="13"/>
   </w:num>
-  <w:num w:numId="7" w16cid:durableId="126242418">
-    <w:abstractNumId w:val="1"/>
+  <w:num w:numId="19" w16cid:durableId="1326245">
+    <w:abstractNumId w:val="15"/>
   </w:num>
 </w:numbering>
 </file>
